--- a/documentos/fase2/02_Implementacion_VM.docx
+++ b/documentos/fase2/02_Implementacion_VM.docx
@@ -3792,7 +3792,7 @@
           <w:rStyle w:val="VerbatimChar"/>
           <w:lang w:val="es-CO"/>
         </w:rPr>
-        <w:t xml:space="preserve">vm/claves.ejemplo.env</w:t>
+        <w:t xml:space="preserve">vm/claves.ejemplo</w:t>
       </w:r>
       <w:r>
         <w:rPr>

--- a/documentos/fase2/02_Implementacion_VM.docx
+++ b/documentos/fase2/02_Implementacion_VM.docx
@@ -11,7 +11,7 @@
         <w:drawing>
           <wp:inline>
             <wp:extent cx="2160000" cy="1001928"/>
-            <wp:docPr id="28" name="Picture 28"/>
+            <wp:docPr id="1" name="Picture 1"/>
             <wp:cNvGraphicFramePr>
               <a:graphicFrameLocks noChangeAspect="1"/>
             </wp:cNvGraphicFramePr>
@@ -893,7 +893,7 @@
                 <w:sz w:val="19"/>
                 <w:lang w:val="es-CO"/>
               </w:rPr>
-              <w:t xml:space="preserve">NAT con reenvío de 1521 (Oracle) y 5000 (web)</w:t>
+              <w:t xml:space="preserve">NAT con reenvío de 3306 (MySQL) y 5000 (web)</w:t>
             </w:r>
           </w:p>
         </w:tc>
@@ -908,7 +908,7 @@
                 <w:sz w:val="19"/>
                 <w:lang w:val="es-CO"/>
               </w:rPr>
-              <w:t xml:space="preserve">NAT con reenvío de 22, 1521 y 5000, o adaptador puente</w:t>
+              <w:t xml:space="preserve">NAT con reenvío de 22, 3306 y 5000, o adaptador puente</w:t>
             </w:r>
           </w:p>
         </w:tc>
@@ -1460,7 +1460,7 @@
         <w:rPr>
           <w:rStyle w:val="AttributeTok"/>
         </w:rPr>
-        <w:t xml:space="preserve"> 6GiB                       # Oracle Database Free usa como máximo 2 GB; el resto queda para el SO</w:t>
+        <w:t xml:space="preserve"> 6GiB                       # MySQL y Tomcat usan poco; queda espacio de sobra para el SO</w:t>
       </w:r>
       <w:r>
         <w:br/>
@@ -1616,7 +1616,7 @@
         <w:rPr>
           <w:rStyle w:val="CommentTok"/>
         </w:rPr>
-        <w:t xml:space="preserve"># Oracle y aplicación web hacia el anfitrión</w:t>
+        <w:t xml:space="preserve"># MySQL (Workbench) y aplicación web hacia el anfitrión</w:t>
       </w:r>
       <w:r>
         <w:br/>
@@ -1649,7 +1649,7 @@
         <w:rPr>
           <w:rStyle w:val="DecValTok"/>
         </w:rPr>
-        <w:t xml:space="preserve">1521</w:t>
+        <w:t xml:space="preserve">3306</w:t>
       </w:r>
       <w:r>
         <w:br/>
@@ -1682,7 +1682,7 @@
         <w:rPr>
           <w:rStyle w:val="DecValTok"/>
         </w:rPr>
-        <w:t xml:space="preserve">1521</w:t>
+        <w:t xml:space="preserve">3306</w:t>
       </w:r>
       <w:r>
         <w:br/>
@@ -2634,64 +2634,6 @@
     </w:p>
     <w:p>
       <w:pPr>
-        <w:pStyle w:val="CaptionedFigure"/>
-      </w:pPr>
-      <w:r>
-        <w:drawing>
-          <wp:inline>
-            <wp:extent cx="5334000" cy="1386295"/>
-            <wp:effectExtent b="0" l="0" r="0" t="0"/>
-            <wp:docPr descr="Estado de la VM y del servicio de Oracle consultado desde la terminal del equipo anfitrión" title="" id="26" name="Picture"/>
-            <a:graphic>
-              <a:graphicData uri="http://schemas.openxmlformats.org/drawingml/2006/picture">
-                <pic:pic>
-                  <pic:nvPicPr>
-                    <pic:cNvPr descr="diagramas/png/terminal_vm_184034-19Oct2026.png" id="27" name="Picture"/>
-                    <pic:cNvPicPr>
-                      <a:picLocks noChangeArrowheads="1" noChangeAspect="1"/>
-                    </pic:cNvPicPr>
-                  </pic:nvPicPr>
-                  <pic:blipFill>
-                    <a:blip r:embed="rId25"/>
-                    <a:stretch>
-                      <a:fillRect/>
-                    </a:stretch>
-                  </pic:blipFill>
-                  <pic:spPr bwMode="auto">
-                    <a:xfrm>
-                      <a:off x="0" y="0"/>
-                      <a:ext cx="5334000" cy="1386295"/>
-                    </a:xfrm>
-                    <a:prstGeom prst="rect">
-                      <a:avLst/>
-                    </a:prstGeom>
-                    <a:noFill/>
-                    <a:ln w="9525">
-                      <a:noFill/>
-                      <a:headEnd/>
-                      <a:tailEnd/>
-                    </a:ln>
-                  </pic:spPr>
-                </pic:pic>
-              </a:graphicData>
-            </a:graphic>
-          </wp:inline>
-        </w:drawing>
-      </w:r>
-    </w:p>
-    <w:p>
-      <w:pPr>
-        <w:pStyle w:val="ImageCaption"/>
-      </w:pPr>
-      <w:r>
-        <w:rPr>
-          <w:lang w:val="es-CO"/>
-        </w:rPr>
-        <w:t xml:space="preserve">Estado de la VM y del servicio de Oracle consultado desde la terminal del equipo anfitrión</w:t>
-      </w:r>
-    </w:p>
-    <w:p>
-      <w:pPr>
         <w:pStyle w:val="FirstParagraph"/>
       </w:pPr>
       <w:r>
@@ -2739,11 +2681,14 @@
         <w:pStyle w:val="SourceCode"/>
       </w:pPr>
       <w:r>
+        <w:br/>
+      </w:r>
+      <w:r>
         <w:rPr>
           <w:rStyle w:val="VerbatimChar"/>
           <w:lang w:val="es-CO"/>
         </w:rPr>
-        <w:t xml:space="preserve">$ limactl list   (en el equipo anfitrión)</w:t>
+        <w:t xml:space="preserve">$ cat /etc/oracle-release</w:t>
       </w:r>
       <w:r>
         <w:br/>
@@ -2753,7 +2698,10 @@
           <w:rStyle w:val="VerbatimChar"/>
           <w:lang w:val="es-CO"/>
         </w:rPr>
-        <w:t xml:space="preserve">NAME       STATUS     SSH                VMTYPE    ARCH      CPUS    MEMORY    DISK     DIR</w:t>
+        <w:t xml:space="preserve">Oracle Linux Server release 9.8</w:t>
+      </w:r>
+      <w:r>
+        <w:br/>
       </w:r>
       <w:r>
         <w:br/>
@@ -2763,10 +2711,7 @@
           <w:rStyle w:val="VerbatimChar"/>
           <w:lang w:val="es-CO"/>
         </w:rPr>
-        <w:t xml:space="preserve">sigevet    Running    127.0.0.1:57929    vz        x86_64    4       6GiB      40GiB    ~/.lima/sigevet</w:t>
-      </w:r>
-      <w:r>
-        <w:br/>
+        <w:t xml:space="preserve">$ uname -srm</w:t>
       </w:r>
       <w:r>
         <w:br/>
@@ -2776,7 +2721,10 @@
           <w:rStyle w:val="VerbatimChar"/>
           <w:lang w:val="es-CO"/>
         </w:rPr>
-        <w:t xml:space="preserve">$ cat /etc/oracle-release</w:t>
+        <w:t xml:space="preserve">Linux 6.12.0-204.92.4.2.el9uek.x86_64 x86_64</w:t>
+      </w:r>
+      <w:r>
+        <w:br/>
       </w:r>
       <w:r>
         <w:br/>
@@ -2786,10 +2734,7 @@
           <w:rStyle w:val="VerbatimChar"/>
           <w:lang w:val="es-CO"/>
         </w:rPr>
-        <w:t xml:space="preserve">Oracle Linux Server release 9.8</w:t>
-      </w:r>
-      <w:r>
-        <w:br/>
+        <w:t xml:space="preserve">$ hostnamectl | grep -E 'Static hostname|Operating System|Kernel|Architecture|Virtualization'</w:t>
       </w:r>
       <w:r>
         <w:br/>
@@ -2799,7 +2744,7 @@
           <w:rStyle w:val="VerbatimChar"/>
           <w:lang w:val="es-CO"/>
         </w:rPr>
-        <w:t xml:space="preserve">$ uname -srm</w:t>
+        <w:t xml:space="preserve"> Static hostname: lima-sigevet</w:t>
       </w:r>
       <w:r>
         <w:br/>
@@ -2809,10 +2754,7 @@
           <w:rStyle w:val="VerbatimChar"/>
           <w:lang w:val="es-CO"/>
         </w:rPr>
-        <w:t xml:space="preserve">Linux 6.12.0-204.92.4.2.el9uek.x86_64 x86_64</w:t>
-      </w:r>
-      <w:r>
-        <w:br/>
+        <w:t xml:space="preserve">  Virtualization: apple</w:t>
       </w:r>
       <w:r>
         <w:br/>
@@ -2822,7 +2764,7 @@
           <w:rStyle w:val="VerbatimChar"/>
           <w:lang w:val="es-CO"/>
         </w:rPr>
-        <w:t xml:space="preserve">$ hostnamectl | grep -E 'Static hostname|Operating System|Kernel|Architecture|Virtualization'</w:t>
+        <w:t xml:space="preserve">Operating System: Oracle Linux Server 9.8</w:t>
       </w:r>
       <w:r>
         <w:br/>
@@ -2832,7 +2774,7 @@
           <w:rStyle w:val="VerbatimChar"/>
           <w:lang w:val="es-CO"/>
         </w:rPr>
-        <w:t xml:space="preserve"> Static hostname: lima-sigevet</w:t>
+        <w:t xml:space="preserve">          Kernel: Linux 6.12.0-204.92.4.2.el9uek.x86_64</w:t>
       </w:r>
       <w:r>
         <w:br/>
@@ -2842,7 +2784,7 @@
           <w:rStyle w:val="VerbatimChar"/>
           <w:lang w:val="es-CO"/>
         </w:rPr>
-        <w:t xml:space="preserve">  Virtualization: apple</w:t>
+        <w:t xml:space="preserve">    Architecture: x86-64</w:t>
       </w:r>
       <w:r>
         <w:br/>
@@ -2852,7 +2794,10 @@
           <w:rStyle w:val="VerbatimChar"/>
           <w:lang w:val="es-CO"/>
         </w:rPr>
-        <w:t xml:space="preserve">Operating System: Oracle Linux Server 9.8</w:t>
+        <w:t xml:space="preserve">  Hardware Model: Apple Virtualization Generic Platform</w:t>
+      </w:r>
+      <w:r>
+        <w:br/>
       </w:r>
       <w:r>
         <w:br/>
@@ -2862,7 +2807,7 @@
           <w:rStyle w:val="VerbatimChar"/>
           <w:lang w:val="es-CO"/>
         </w:rPr>
-        <w:t xml:space="preserve">          Kernel: Linux 6.12.0-204.92.4.2.el9uek.x86_64</w:t>
+        <w:t xml:space="preserve">$ lscpu | grep -E '^CPU\(s\)|Model name|Hypervisor vendor|Virtualization type'</w:t>
       </w:r>
       <w:r>
         <w:br/>
@@ -2872,7 +2817,7 @@
           <w:rStyle w:val="VerbatimChar"/>
           <w:lang w:val="es-CO"/>
         </w:rPr>
-        <w:t xml:space="preserve">    Architecture: x86-64</w:t>
+        <w:t xml:space="preserve">CPU(s):                                  4</w:t>
       </w:r>
       <w:r>
         <w:br/>
@@ -2882,7 +2827,7 @@
           <w:rStyle w:val="VerbatimChar"/>
           <w:lang w:val="es-CO"/>
         </w:rPr>
-        <w:t xml:space="preserve">  Hardware Model: Apple Virtualization Generic Platform</w:t>
+        <w:t xml:space="preserve">Model name:                              Intel(R) Core(TM) i7-9750H CPU @ 2.60GHz</w:t>
       </w:r>
       <w:r>
         <w:br/>
@@ -2895,7 +2840,7 @@
           <w:rStyle w:val="VerbatimChar"/>
           <w:lang w:val="es-CO"/>
         </w:rPr>
-        <w:t xml:space="preserve">$ lscpu | grep -E '^CPU\(s\)|Model name|Hypervisor vendor|Virtualization type'</w:t>
+        <w:t xml:space="preserve">$ free -h</w:t>
       </w:r>
       <w:r>
         <w:br/>
@@ -2905,7 +2850,7 @@
           <w:rStyle w:val="VerbatimChar"/>
           <w:lang w:val="es-CO"/>
         </w:rPr>
-        <w:t xml:space="preserve">CPU(s):                                  4</w:t>
+        <w:t xml:space="preserve">               total        used        free      shared  buff/cache   available</w:t>
       </w:r>
       <w:r>
         <w:br/>
@@ -2915,10 +2860,7 @@
           <w:rStyle w:val="VerbatimChar"/>
           <w:lang w:val="es-CO"/>
         </w:rPr>
-        <w:t xml:space="preserve">Model name:                              Intel(R) Core(TM) i7-9750H CPU @ 2.60GHz</w:t>
-      </w:r>
-      <w:r>
-        <w:br/>
+        <w:t xml:space="preserve">Mem:           5.8Gi       1.2Gi       3.8Gi        16Mi       1.0Gi       4.6Gi</w:t>
       </w:r>
       <w:r>
         <w:br/>
@@ -2928,7 +2870,10 @@
           <w:rStyle w:val="VerbatimChar"/>
           <w:lang w:val="es-CO"/>
         </w:rPr>
-        <w:t xml:space="preserve">$ free -h</w:t>
+        <w:t xml:space="preserve">Swap:          4.0Gi          0B       4.0Gi</w:t>
+      </w:r>
+      <w:r>
+        <w:br/>
       </w:r>
       <w:r>
         <w:br/>
@@ -2938,7 +2883,7 @@
           <w:rStyle w:val="VerbatimChar"/>
           <w:lang w:val="es-CO"/>
         </w:rPr>
-        <w:t xml:space="preserve">               total        used        free      shared  buff/cache   available</w:t>
+        <w:t xml:space="preserve">$ df -h /</w:t>
       </w:r>
       <w:r>
         <w:br/>
@@ -2948,7 +2893,7 @@
           <w:rStyle w:val="VerbatimChar"/>
           <w:lang w:val="es-CO"/>
         </w:rPr>
-        <w:t xml:space="preserve">Mem:           5.8Gi       807Mi       1.4Gi        16Mi       3.9Gi       5.0Gi</w:t>
+        <w:t xml:space="preserve">Filesystem                   Size  Used Avail Use% Mounted on</w:t>
       </w:r>
       <w:r>
         <w:br/>
@@ -2958,7 +2903,7 @@
           <w:rStyle w:val="VerbatimChar"/>
           <w:lang w:val="es-CO"/>
         </w:rPr>
-        <w:t xml:space="preserve">Swap:          4.0Gi          0B       4.0Gi</w:t>
+        <w:t xml:space="preserve">/dev/mapper/vg_main-lv_root   32G   13G   20G  39% /</w:t>
       </w:r>
       <w:r>
         <w:br/>
@@ -2971,7 +2916,7 @@
           <w:rStyle w:val="VerbatimChar"/>
           <w:lang w:val="es-CO"/>
         </w:rPr>
-        <w:t xml:space="preserve">$ df -h / /proyecto</w:t>
+        <w:t xml:space="preserve">$ ip -brief address</w:t>
       </w:r>
       <w:r>
         <w:br/>
@@ -2981,7 +2926,7 @@
           <w:rStyle w:val="VerbatimChar"/>
           <w:lang w:val="es-CO"/>
         </w:rPr>
-        <w:t xml:space="preserve">Filesystem                   Size  Used Avail Use% Mounted on</w:t>
+        <w:t xml:space="preserve">lo               UNKNOWN        127.0.0.1/8 ::1/128</w:t>
       </w:r>
       <w:r>
         <w:br/>
@@ -2991,7 +2936,10 @@
           <w:rStyle w:val="VerbatimChar"/>
           <w:lang w:val="es-CO"/>
         </w:rPr>
-        <w:t xml:space="preserve">/dev/mapper/vg_main-lv_root   32G  4.0G   28G  13% /</w:t>
+        <w:t xml:space="preserve">eth0             UP             192.168.5.15/24 fe80::5055:55ff:fece:8c7e/64</w:t>
+      </w:r>
+      <w:r>
+        <w:br/>
       </w:r>
       <w:r>
         <w:br/>
@@ -3001,10 +2949,7 @@
           <w:rStyle w:val="VerbatimChar"/>
           <w:lang w:val="es-CO"/>
         </w:rPr>
-        <w:t xml:space="preserve">lima-1db7a855c85ceb42        466G  215G  251G  47% /proyecto</w:t>
-      </w:r>
-      <w:r>
-        <w:br/>
+        <w:t xml:space="preserve">$ getenforce</w:t>
       </w:r>
       <w:r>
         <w:br/>
@@ -3014,7 +2959,10 @@
           <w:rStyle w:val="VerbatimChar"/>
           <w:lang w:val="es-CO"/>
         </w:rPr>
-        <w:t xml:space="preserve">$ mount | grep /proyecto</w:t>
+        <w:t xml:space="preserve">Enforcing</w:t>
+      </w:r>
+      <w:r>
+        <w:br/>
       </w:r>
       <w:r>
         <w:br/>
@@ -3024,10 +2972,7 @@
           <w:rStyle w:val="VerbatimChar"/>
           <w:lang w:val="es-CO"/>
         </w:rPr>
-        <w:t xml:space="preserve">lima-1db7a855c85ceb42 on /proyecto type virtiofs (ro,relatime,seclabel)</w:t>
-      </w:r>
-      <w:r>
-        <w:br/>
+        <w:t xml:space="preserve">$ systemctl is-active sshd</w:t>
       </w:r>
       <w:r>
         <w:br/>
@@ -3037,72 +2982,6 @@
           <w:rStyle w:val="VerbatimChar"/>
           <w:lang w:val="es-CO"/>
         </w:rPr>
-        <w:t xml:space="preserve">$ ip -brief address</w:t>
-      </w:r>
-      <w:r>
-        <w:br/>
-      </w:r>
-      <w:r>
-        <w:rPr>
-          <w:rStyle w:val="VerbatimChar"/>
-          <w:lang w:val="es-CO"/>
-        </w:rPr>
-        <w:t xml:space="preserve">lo               UNKNOWN        127.0.0.1/8 ::1/128</w:t>
-      </w:r>
-      <w:r>
-        <w:br/>
-      </w:r>
-      <w:r>
-        <w:rPr>
-          <w:rStyle w:val="VerbatimChar"/>
-          <w:lang w:val="es-CO"/>
-        </w:rPr>
-        <w:t xml:space="preserve">eth0             UP             192.168.5.15/24 fe80::5055:55ff:fece:8c7e/64</w:t>
-      </w:r>
-      <w:r>
-        <w:br/>
-      </w:r>
-      <w:r>
-        <w:br/>
-      </w:r>
-      <w:r>
-        <w:rPr>
-          <w:rStyle w:val="VerbatimChar"/>
-          <w:lang w:val="es-CO"/>
-        </w:rPr>
-        <w:t xml:space="preserve">$ getenforce</w:t>
-      </w:r>
-      <w:r>
-        <w:br/>
-      </w:r>
-      <w:r>
-        <w:rPr>
-          <w:rStyle w:val="VerbatimChar"/>
-          <w:lang w:val="es-CO"/>
-        </w:rPr>
-        <w:t xml:space="preserve">Enforcing</w:t>
-      </w:r>
-      <w:r>
-        <w:br/>
-      </w:r>
-      <w:r>
-        <w:br/>
-      </w:r>
-      <w:r>
-        <w:rPr>
-          <w:rStyle w:val="VerbatimChar"/>
-          <w:lang w:val="es-CO"/>
-        </w:rPr>
-        <w:t xml:space="preserve">$ systemctl is-active sshd</w:t>
-      </w:r>
-      <w:r>
-        <w:br/>
-      </w:r>
-      <w:r>
-        <w:rPr>
-          <w:rStyle w:val="VerbatimChar"/>
-          <w:lang w:val="es-CO"/>
-        </w:rPr>
         <w:t xml:space="preserve">active</w:t>
       </w:r>
     </w:p>
@@ -3110,7 +2989,7 @@
       <w:pPr>
         <w:pStyle w:val="Heading1"/>
       </w:pPr>
-      <w:bookmarkStart w:id="28" w:name="_b33a0a4062ea4ace383639dce12af4a0313d5cd"/>
+      <w:bookmarkStart w:id="25" w:name="_b33a0a4062ea4ace383639dce12af4a0313d5cd"/>
       <w:r>
         <w:rPr>
           <w:rStyle w:val="SectionNumber"/>
@@ -3127,7 +3006,7 @@
         </w:rPr>
         <w:t xml:space="preserve">Problemas encontrados y solución</w:t>
       </w:r>
-      <w:bookmarkEnd w:id="28"/>
+      <w:bookmarkEnd w:id="25"/>
     </w:p>
     <w:p>
       <w:pPr>
@@ -3491,7 +3370,7 @@
       <w:pPr>
         <w:pStyle w:val="Heading1"/>
       </w:pPr>
-      <w:bookmarkStart w:id="29" w:name="_b9401ebf0c4a470ebea343a620cafd203e346d7"/>
+      <w:bookmarkStart w:id="26" w:name="_b9401ebf0c4a470ebea343a620cafd203e346d7"/>
       <w:r>
         <w:rPr>
           <w:rStyle w:val="SectionNumber"/>
@@ -3508,7 +3387,7 @@
         </w:rPr>
         <w:t xml:space="preserve">Instalación en el equipo servidor (VirtualBox)</w:t>
       </w:r>
-      <w:bookmarkEnd w:id="29"/>
+      <w:bookmarkEnd w:id="26"/>
     </w:p>
     <w:p>
       <w:pPr>
@@ -3530,7 +3409,7 @@
         </w:rPr>
         <w:t xml:space="preserve"> </w:t>
       </w:r>
-      <w:hyperlink r:id="rId30">
+      <w:hyperlink r:id="rId27">
         <w:r>
           <w:rPr>
             <w:rStyle w:val="Hyperlink"/>
@@ -3685,7 +3564,7 @@
         <w:rPr>
           <w:lang w:val="es-CO"/>
         </w:rPr>
-        <w:t xml:space="preserve">1521 → 1521 (Oracle) y 5000 → 5000 (aplicación web). Para entrar desde otros equipos de la red se puede usar un</w:t>
+        <w:t xml:space="preserve">3306 → 3306 (MySQL, para MySQL Workbench) y 5000 → 5000 (aplicación web). Para entrar desde otros equipos de la red se puede usar un</w:t>
       </w:r>
       <w:r>
         <w:rPr>
@@ -3720,26 +3599,19 @@
         <w:rPr>
           <w:lang w:val="es-CO"/>
         </w:rPr>
-        <w:t xml:space="preserve">Dentro de la VM instalar Git, clonar el repositorio y copiar el RPM de Oracle Database Free a</w:t>
-      </w:r>
-      <w:r>
-        <w:rPr>
-          <w:lang w:val="es-CO"/>
-        </w:rPr>
-        <w:t xml:space="preserve"> </w:t>
-      </w:r>
-      <w:r>
-        <w:rPr>
-          <w:rStyle w:val="VerbatimChar"/>
-          <w:lang w:val="es-CO"/>
-        </w:rPr>
-        <w:t xml:space="preserve">vm/cache/</w:t>
-      </w:r>
-      <w:r>
-        <w:rPr>
-          <w:lang w:val="es-CO"/>
-        </w:rPr>
-        <w:t xml:space="preserve">.</w:t>
+        <w:t xml:space="preserve">Dentro de la VM instalar Git y clonar el repositorio. MySQL se instala desde los repositorios oficiales de Oracle</w:t>
+      </w:r>
+      <w:r>
+        <w:rPr>
+          <w:lang w:val="es-CO"/>
+        </w:rPr>
+        <w:t xml:space="preserve"> </w:t>
+      </w:r>
+      <w:r>
+        <w:rPr>
+          <w:lang w:val="es-CO"/>
+        </w:rPr>
+        <w:t xml:space="preserve">Linux, así que no hay que descargar nada aparte.</w:t>
       </w:r>
     </w:p>
     <w:p>
@@ -3825,7 +3697,7 @@
         <w:rPr>
           <w:rStyle w:val="NormalTok"/>
         </w:rPr>
-        <w:t xml:space="preserve"> bash vm/scripts/instalar_oracle.sh</w:t>
+        <w:t xml:space="preserve"> bash vm/scripts/instalar_mysql.sh</w:t>
       </w:r>
       <w:r>
         <w:br/>
@@ -3895,7 +3767,26 @@
         <w:rPr>
           <w:lang w:val="es-CO"/>
         </w:rPr>
-        <w:t xml:space="preserve">en el equipo anfitrión. Si se usó adaptador puente, la dirección es</w:t>
+        <w:t xml:space="preserve">en el equipo anfitrión y conectar MySQL Workbench a</w:t>
+      </w:r>
+      <w:r>
+        <w:rPr>
+          <w:lang w:val="es-CO"/>
+        </w:rPr>
+        <w:t xml:space="preserve"> </w:t>
+      </w:r>
+      <w:r>
+        <w:rPr>
+          <w:rStyle w:val="VerbatimChar"/>
+          <w:lang w:val="es-CO"/>
+        </w:rPr>
+        <w:t xml:space="preserve">127.0.0.1:3306</w:t>
+      </w:r>
+      <w:r>
+        <w:rPr>
+          <w:lang w:val="es-CO"/>
+        </w:rPr>
+        <w:t xml:space="preserve">. Si se usó adaptador puente, la dirección es</w:t>
       </w:r>
       <w:r>
         <w:rPr>

--- a/documentos/fase2/02_Implementacion_VM.docx
+++ b/documentos/fase2/02_Implementacion_VM.docx
@@ -449,19 +449,50 @@
         <w:rPr>
           <w:lang w:val="es-CO"/>
         </w:rPr>
-        <w:t xml:space="preserve">: VirtualBox en el computador del equipo donde la VM queda funcionando para la demostración.</w:t>
-      </w:r>
-      <w:r>
-        <w:rPr>
-          <w:lang w:val="es-CO"/>
-        </w:rPr>
-        <w:t xml:space="preserve"> </w:t>
-      </w:r>
-      <w:r>
-        <w:rPr>
-          <w:lang w:val="es-CO"/>
-        </w:rPr>
-        <w:t xml:space="preserve">Los scripts no dependen de la ruta ni del hipervisor, así que el procedimiento es el mismo.</w:t>
+        <w:t xml:space="preserve">: un computador Lenovo con Linux, donde la VM queda funcionando para la demostración. La VM</w:t>
+      </w:r>
+      <w:r>
+        <w:rPr>
+          <w:lang w:val="es-CO"/>
+        </w:rPr>
+        <w:t xml:space="preserve"> </w:t>
+      </w:r>
+      <w:r>
+        <w:rPr>
+          <w:lang w:val="es-CO"/>
+        </w:rPr>
+        <w:t xml:space="preserve">corre con KVM (el hipervisor del kernel de Linux) y se crea con un solo script,</w:t>
+      </w:r>
+      <w:r>
+        <w:rPr>
+          <w:lang w:val="es-CO"/>
+        </w:rPr>
+        <w:t xml:space="preserve"> </w:t>
+      </w:r>
+      <w:r>
+        <w:rPr>
+          <w:rStyle w:val="VerbatimChar"/>
+          <w:lang w:val="es-CO"/>
+        </w:rPr>
+        <w:t xml:space="preserve">vm/migrar_linux.sh</w:t>
+      </w:r>
+      <w:r>
+        <w:rPr>
+          <w:lang w:val="es-CO"/>
+        </w:rPr>
+        <w:t xml:space="preserve">. Los scripts</w:t>
+      </w:r>
+      <w:r>
+        <w:rPr>
+          <w:lang w:val="es-CO"/>
+        </w:rPr>
+        <w:t xml:space="preserve"> </w:t>
+      </w:r>
+      <w:r>
+        <w:rPr>
+          <w:lang w:val="es-CO"/>
+        </w:rPr>
+        <w:t xml:space="preserve">no dependen de la ruta ni del hipervisor, así que el procedimiento es el mismo.</w:t>
       </w:r>
     </w:p>
     <w:p>
@@ -620,7 +651,7 @@
                 <w:sz w:val="19"/>
                 <w:lang w:val="es-CO"/>
               </w:rPr>
-              <w:t xml:space="preserve">Computador del equipo (datos en la tabla de abajo)</w:t>
+              <w:t xml:space="preserve">Lenovo con Linux (datos en la tabla de abajo)</w:t>
             </w:r>
           </w:p>
         </w:tc>
@@ -682,7 +713,22 @@
                 <w:sz w:val="19"/>
                 <w:lang w:val="es-CO"/>
               </w:rPr>
-              <w:t xml:space="preserve">Oracle VirtualBox 7</w:t>
+              <w:t xml:space="preserve">KVM/QEMU (</w:t>
+            </w:r>
+            <w:r>
+              <w:rPr>
+                <w:rStyle w:val="VerbatimChar"/>
+                <w:sz w:val="19"/>
+                <w:lang w:val="es-CO"/>
+              </w:rPr>
+              <w:t xml:space="preserve">vmType: qemu</w:t>
+            </w:r>
+            <w:r>
+              <w:rPr>
+                <w:sz w:val="19"/>
+                <w:lang w:val="es-CO"/>
+              </w:rPr>
+              <w:t xml:space="preserve">) con Lima 2.2.1</w:t>
             </w:r>
           </w:p>
         </w:tc>
@@ -744,30 +790,7 @@
                 <w:sz w:val="19"/>
                 <w:lang w:val="es-CO"/>
               </w:rPr>
-              <w:t xml:space="preserve">ISO oficial Oracle Linux 9 (instalación</w:t>
-            </w:r>
-            <w:r>
-              <w:rPr>
-                <w:sz w:val="19"/>
-                <w:lang w:val="es-CO"/>
-              </w:rPr>
-              <w:t xml:space="preserve"> </w:t>
-            </w:r>
-            <w:r>
-              <w:rPr>
-                <w:i/>
-                <w:iCs/>
-                <w:sz w:val="19"/>
-                <w:lang w:val="es-CO"/>
-              </w:rPr>
-              <w:t xml:space="preserve">Server</w:t>
-            </w:r>
-            <w:r>
-              <w:rPr>
-                <w:sz w:val="19"/>
-                <w:lang w:val="es-CO"/>
-              </w:rPr>
-              <w:t xml:space="preserve">)</w:t>
+              <w:t xml:space="preserve">La misma plantilla KVM oficial de Oracle</w:t>
             </w:r>
           </w:p>
         </w:tc>
@@ -814,7 +837,7 @@
                 <w:sz w:val="19"/>
                 <w:lang w:val="es-CO"/>
               </w:rPr>
-              <w:t xml:space="preserve">Oracle Linux Server 9</w:t>
+              <w:t xml:space="preserve">Oracle Linux Server 9.8</w:t>
             </w:r>
           </w:p>
         </w:tc>
@@ -861,7 +884,7 @@
                 <w:sz w:val="19"/>
                 <w:lang w:val="es-CO"/>
               </w:rPr>
-              <w:t xml:space="preserve">4 vCPU, 6 GB de RAM, disco de 40 GB</w:t>
+              <w:t xml:space="preserve">La mitad de los núcleos (2 a 4) y 4 GiB de RAM (6 GiB si el equipo tiene 12 GB o más), disco de 40 GiB</w:t>
             </w:r>
           </w:p>
         </w:tc>
@@ -908,7 +931,7 @@
                 <w:sz w:val="19"/>
                 <w:lang w:val="es-CO"/>
               </w:rPr>
-              <w:t xml:space="preserve">NAT con reenvío de 22, 3306 y 5000, o adaptador puente</w:t>
+              <w:t xml:space="preserve">NAT con los puertos 3306 y 5000 abiertos a la red local</w:t>
             </w:r>
           </w:p>
         </w:tc>
@@ -984,7 +1007,36 @@
                 <w:sz w:val="19"/>
                 <w:lang w:val="es-CO"/>
               </w:rPr>
-              <w:t xml:space="preserve">Repositorio clonado desde GitHub</w:t>
+              <w:t xml:space="preserve">Copiado a</w:t>
+            </w:r>
+            <w:r>
+              <w:rPr>
+                <w:sz w:val="19"/>
+                <w:lang w:val="es-CO"/>
+              </w:rPr>
+              <w:t xml:space="preserve"> </w:t>
+            </w:r>
+            <w:r>
+              <w:rPr>
+                <w:rStyle w:val="VerbatimChar"/>
+                <w:sz w:val="19"/>
+                <w:lang w:val="es-CO"/>
+              </w:rPr>
+              <w:t xml:space="preserve">~/proyecto</w:t>
+            </w:r>
+            <w:r>
+              <w:rPr>
+                <w:sz w:val="19"/>
+                <w:lang w:val="es-CO"/>
+              </w:rPr>
+              <w:t xml:space="preserve"> </w:t>
+            </w:r>
+            <w:r>
+              <w:rPr>
+                <w:sz w:val="19"/>
+                <w:lang w:val="es-CO"/>
+              </w:rPr>
+              <w:t xml:space="preserve">por el script</w:t>
             </w:r>
           </w:p>
         </w:tc>
@@ -999,7 +1051,32 @@
         <w:rPr>
           <w:lang w:val="es-CO"/>
         </w:rPr>
-        <w:t xml:space="preserve">Equipo servidor (se completa al instalar la VM definitiva)</w:t>
+        <w:t xml:space="preserve">Equipo servidor (se completa con lo que imprime</w:t>
+      </w:r>
+      <w:r>
+        <w:rPr>
+          <w:lang w:val="es-CO"/>
+        </w:rPr>
+        <w:t xml:space="preserve"> </w:t>
+      </w:r>
+      <w:r>
+        <w:rPr>
+          <w:rStyle w:val="VerbatimChar"/>
+          <w:lang w:val="es-CO"/>
+        </w:rPr>
+        <w:t xml:space="preserve">vm/migrar_linux.sh</w:t>
+      </w:r>
+      <w:r>
+        <w:rPr>
+          <w:lang w:val="es-CO"/>
+        </w:rPr>
+        <w:t xml:space="preserve"> </w:t>
+      </w:r>
+      <w:r>
+        <w:rPr>
+          <w:lang w:val="es-CO"/>
+        </w:rPr>
+        <w:t xml:space="preserve">en el Lenovo)</w:t>
       </w:r>
     </w:p>
     <w:tbl>
@@ -1007,7 +1084,7 @@
         <w:tblStyle w:val="Table"/>
         <w:tblW w:type="auto" w:w="0"/>
         <w:tblLook w:firstRow="1" w:lastRow="0" w:firstColumn="0" w:lastColumn="0" w:noHBand="0" w:noVBand="0" w:val="0020"/>
-        <w:tblCaption w:val="Equipo servidor (se completa al instalar la VM definitiva)"/>
+        <w:tblCaption w:val="Equipo servidor (se completa con lo que imprime vm/migrar_linux.sh en el Lenovo)"/>
         <w:tblBorders>
           <w:top w:val="single" w:sz="4" w:color="A6A6A6"/>
           <w:left w:val="single" w:sz="4" w:color="A6A6A6"/>
@@ -1213,19 +1290,19 @@
         <w:rPr>
           <w:lang w:val="es-CO"/>
         </w:rPr>
-        <w:t xml:space="preserve">El equipo servidor se define al final del semestre. Mientras tanto, la VM se construyó y</w:t>
-      </w:r>
-      <w:r>
-        <w:rPr>
-          <w:lang w:val="es-CO"/>
-        </w:rPr>
-        <w:t xml:space="preserve"> </w:t>
-      </w:r>
-      <w:r>
-        <w:rPr>
-          <w:lang w:val="es-CO"/>
-        </w:rPr>
-        <w:t xml:space="preserve">se probó en el MacBook de uno de los integrantes. En macOS con procesador Intel, VirtualBox pide instalar extensiones</w:t>
+        <w:t xml:space="preserve">La VM se construyó y se probó primero en el MacBook de uno de los integrantes, y la</w:t>
+      </w:r>
+      <w:r>
+        <w:rPr>
+          <w:lang w:val="es-CO"/>
+        </w:rPr>
+        <w:t xml:space="preserve"> </w:t>
+      </w:r>
+      <w:r>
+        <w:rPr>
+          <w:lang w:val="es-CO"/>
+        </w:rPr>
+        <w:t xml:space="preserve">versión final queda en el Lenovo con Linux, que es el que se lleva a la sustentación. En macOS con procesador Intel, VirtualBox pide instalar extensiones</w:t>
       </w:r>
       <w:r>
         <w:rPr>
@@ -3370,7 +3447,7 @@
       <w:pPr>
         <w:pStyle w:val="Heading1"/>
       </w:pPr>
-      <w:bookmarkStart w:id="26" w:name="_b9401ebf0c4a470ebea343a620cafd203e346d7"/>
+      <w:bookmarkStart w:id="26" w:name="_57fc415eae323e85842f1b4cb13aa3c8d779180"/>
       <w:r>
         <w:rPr>
           <w:rStyle w:val="SectionNumber"/>
@@ -3385,59 +3462,746 @@
         <w:rPr>
           <w:lang w:val="es-CO"/>
         </w:rPr>
-        <w:t xml:space="preserve">Instalación en el equipo servidor (VirtualBox)</w:t>
+        <w:t xml:space="preserve">Instalación en el equipo servidor (Lenovo con Linux)</w:t>
       </w:r>
       <w:bookmarkEnd w:id="26"/>
     </w:p>
     <w:p>
       <w:pPr>
         <w:pStyle w:val="FirstParagraph"/>
-        <w:numPr>
-          <w:ilvl w:val="0"/>
-          <w:numId w:val="1003"/>
-        </w:numPr>
-      </w:pPr>
-      <w:r>
-        <w:rPr>
-          <w:lang w:val="es-CO"/>
-        </w:rPr>
-        <w:t xml:space="preserve">Instalar VirtualBox 7 y descargar la ISO de Oracle Linux 9 (x86_64) de</w:t>
-      </w:r>
-      <w:r>
-        <w:rPr>
-          <w:lang w:val="es-CO"/>
-        </w:rPr>
-        <w:t xml:space="preserve"> </w:t>
-      </w:r>
-      <w:hyperlink r:id="rId27">
-        <w:r>
-          <w:rPr>
-            <w:rStyle w:val="Hyperlink"/>
-            <w:lang w:val="es-CO"/>
-          </w:rPr>
-          <w:t xml:space="preserve">https://yum.oracle.com/oracle-linux-isos.html</w:t>
-        </w:r>
-      </w:hyperlink>
-      <w:r>
-        <w:rPr>
-          <w:lang w:val="es-CO"/>
-        </w:rPr>
-        <w:t xml:space="preserve">.</w:t>
+      </w:pPr>
+      <w:r>
+        <w:rPr>
+          <w:lang w:val="es-CO"/>
+        </w:rPr>
+        <w:t xml:space="preserve">En el servidor no se copia el disco de la VM del MacBook: ese disco usa el hipervisor de Apple y además pesaba 13 GB</w:t>
+      </w:r>
+      <w:r>
+        <w:rPr>
+          <w:lang w:val="es-CO"/>
+        </w:rPr>
+        <w:t xml:space="preserve"> </w:t>
+      </w:r>
+      <w:r>
+        <w:rPr>
+          <w:lang w:val="es-CO"/>
+        </w:rPr>
+        <w:t xml:space="preserve">porque todavía tenía Oracle. Como toda la base se construye con scripts, la VM se crea de nuevo y queda idéntica. Todo</w:t>
+      </w:r>
+      <w:r>
+        <w:rPr>
+          <w:lang w:val="es-CO"/>
+        </w:rPr>
+        <w:t xml:space="preserve"> </w:t>
+      </w:r>
+      <w:r>
+        <w:rPr>
+          <w:lang w:val="es-CO"/>
+        </w:rPr>
+        <w:t xml:space="preserve">lo hace un solo script,</w:t>
+      </w:r>
+      <w:r>
+        <w:rPr>
+          <w:lang w:val="es-CO"/>
+        </w:rPr>
+        <w:t xml:space="preserve"> </w:t>
+      </w:r>
+      <w:r>
+        <w:rPr>
+          <w:rStyle w:val="VerbatimChar"/>
+          <w:lang w:val="es-CO"/>
+        </w:rPr>
+        <w:t xml:space="preserve">vm/migrar_linux.sh</w:t>
+      </w:r>
+      <w:r>
+        <w:rPr>
+          <w:lang w:val="es-CO"/>
+        </w:rPr>
+        <w:t xml:space="preserve">, que se ejecuta como usuario normal (con sudo) desde la carpeta del</w:t>
+      </w:r>
+      <w:r>
+        <w:rPr>
+          <w:lang w:val="es-CO"/>
+        </w:rPr>
+        <w:t xml:space="preserve"> </w:t>
+      </w:r>
+      <w:r>
+        <w:rPr>
+          <w:lang w:val="es-CO"/>
+        </w:rPr>
+        <w:t xml:space="preserve">proyecto:</w:t>
       </w:r>
     </w:p>
     <w:p>
       <w:pPr>
+        <w:pStyle w:val="SourceCode"/>
+      </w:pPr>
+      <w:r>
+        <w:rPr>
+          <w:rStyle w:val="FunctionTok"/>
+        </w:rPr>
+        <w:t xml:space="preserve">bash</w:t>
+      </w:r>
+      <w:r>
+        <w:rPr>
+          <w:rStyle w:val="NormalTok"/>
+        </w:rPr>
+        <w:t xml:space="preserve"> vm/migrar_linux.sh</w:t>
+      </w:r>
+    </w:p>
+    <w:p>
+      <w:pPr>
+        <w:pStyle w:val="TableCaption"/>
+      </w:pPr>
+      <w:r>
+        <w:rPr>
+          <w:lang w:val="es-CO"/>
+        </w:rPr>
+        <w:t xml:space="preserve">Pasos de vm/migrar_linux.sh</w:t>
+      </w:r>
+    </w:p>
+    <w:tbl>
+      <w:tblPr>
+        <w:tblStyle w:val="Table"/>
+        <w:tblW w:type="pct" w:w="5000"/>
+        <w:tblLayout w:type="fixed"/>
+        <w:tblLook w:firstRow="1" w:lastRow="0" w:firstColumn="0" w:lastColumn="0" w:noHBand="0" w:noVBand="0" w:val="0020"/>
+        <w:tblCaption w:val="Pasos de vm/migrar_linux.sh"/>
+        <w:tblBorders>
+          <w:top w:val="single" w:sz="4" w:color="A6A6A6"/>
+          <w:left w:val="single" w:sz="4" w:color="A6A6A6"/>
+          <w:bottom w:val="single" w:sz="4" w:color="A6A6A6"/>
+          <w:right w:val="single" w:sz="4" w:color="A6A6A6"/>
+          <w:insideH w:val="single" w:sz="4" w:color="A6A6A6"/>
+          <w:insideV w:val="single" w:sz="4" w:color="A6A6A6"/>
+        </w:tblBorders>
+      </w:tblPr>
+      <w:tblGrid>
+        <w:gridCol w:w="3960"/>
+        <w:gridCol w:w="3960"/>
+      </w:tblGrid>
+      <w:tr>
+        <w:trPr>
+          <w:tblHeader w:val="on"/>
+        </w:trPr>
+        <w:tc>
+          <w:tcPr>
+            <w:shd w:val="clear" w:fill="FBE5CC"/>
+          </w:tcPr>
+          <w:p>
+            <w:pPr>
+              <w:pStyle w:val="Compact"/>
+            </w:pPr>
+            <w:r>
+              <w:rPr>
+                <w:b/>
+                <w:sz w:val="19"/>
+                <w:lang w:val="es-CO"/>
+              </w:rPr>
+              <w:t xml:space="preserve">Paso</w:t>
+            </w:r>
+          </w:p>
+        </w:tc>
+        <w:tc>
+          <w:tcPr>
+            <w:shd w:val="clear" w:fill="FBE5CC"/>
+          </w:tcPr>
+          <w:p>
+            <w:pPr>
+              <w:pStyle w:val="Compact"/>
+            </w:pPr>
+            <w:r>
+              <w:rPr>
+                <w:b/>
+                <w:sz w:val="19"/>
+                <w:lang w:val="es-CO"/>
+              </w:rPr>
+              <w:t xml:space="preserve">Qué hace</w:t>
+            </w:r>
+          </w:p>
+        </w:tc>
+      </w:tr>
+      <w:tr>
+        <w:tc>
+          <w:tcPr/>
+          <w:p>
+            <w:pPr>
+              <w:pStyle w:val="Compact"/>
+            </w:pPr>
+            <w:r>
+              <w:rPr>
+                <w:sz w:val="19"/>
+                <w:lang w:val="es-CO"/>
+              </w:rPr>
+              <w:t xml:space="preserve">1</w:t>
+            </w:r>
+          </w:p>
+        </w:tc>
+        <w:tc>
+          <w:tcPr/>
+          <w:p>
+            <w:pPr>
+              <w:pStyle w:val="Compact"/>
+            </w:pPr>
+            <w:r>
+              <w:rPr>
+                <w:sz w:val="19"/>
+                <w:lang w:val="es-CO"/>
+              </w:rPr>
+              <w:t xml:space="preserve">Revisa el equipo: que exista</w:t>
+            </w:r>
+            <w:r>
+              <w:rPr>
+                <w:sz w:val="19"/>
+                <w:lang w:val="es-CO"/>
+              </w:rPr>
+              <w:t xml:space="preserve"> </w:t>
+            </w:r>
+            <w:r>
+              <w:rPr>
+                <w:rStyle w:val="VerbatimChar"/>
+                <w:sz w:val="19"/>
+                <w:lang w:val="es-CO"/>
+              </w:rPr>
+              <w:t xml:space="preserve">/dev/kvm</w:t>
+            </w:r>
+            <w:r>
+              <w:rPr>
+                <w:sz w:val="19"/>
+                <w:lang w:val="es-CO"/>
+              </w:rPr>
+              <w:t xml:space="preserve"> </w:t>
+            </w:r>
+            <w:r>
+              <w:rPr>
+                <w:sz w:val="19"/>
+                <w:lang w:val="es-CO"/>
+              </w:rPr>
+              <w:t xml:space="preserve">(virtualización activada en la BIOS) y cuánta RAM y cuántos núcleos tiene</w:t>
+            </w:r>
+          </w:p>
+        </w:tc>
+      </w:tr>
+      <w:tr>
+        <w:tc>
+          <w:tcPr/>
+          <w:p>
+            <w:pPr>
+              <w:pStyle w:val="Compact"/>
+            </w:pPr>
+            <w:r>
+              <w:rPr>
+                <w:sz w:val="19"/>
+                <w:lang w:val="es-CO"/>
+              </w:rPr>
+              <w:t xml:space="preserve">2</w:t>
+            </w:r>
+          </w:p>
+        </w:tc>
+        <w:tc>
+          <w:tcPr/>
+          <w:p>
+            <w:pPr>
+              <w:pStyle w:val="Compact"/>
+            </w:pPr>
+            <w:r>
+              <w:rPr>
+                <w:sz w:val="19"/>
+                <w:lang w:val="es-CO"/>
+              </w:rPr>
+              <w:t xml:space="preserve">Instala QEMU y el firmware UEFI (OVMF) con el gestor de paquetes de la distribución (apt, dnf, pacman o zypper)</w:t>
+            </w:r>
+          </w:p>
+        </w:tc>
+      </w:tr>
+      <w:tr>
+        <w:tc>
+          <w:tcPr/>
+          <w:p>
+            <w:pPr>
+              <w:pStyle w:val="Compact"/>
+            </w:pPr>
+            <w:r>
+              <w:rPr>
+                <w:sz w:val="19"/>
+                <w:lang w:val="es-CO"/>
+              </w:rPr>
+              <w:t xml:space="preserve">3</w:t>
+            </w:r>
+          </w:p>
+        </w:tc>
+        <w:tc>
+          <w:tcPr/>
+          <w:p>
+            <w:pPr>
+              <w:pStyle w:val="Compact"/>
+            </w:pPr>
+            <w:r>
+              <w:rPr>
+                <w:sz w:val="19"/>
+                <w:lang w:val="es-CO"/>
+              </w:rPr>
+              <w:t xml:space="preserve">Descarga Lima 2.2.1 de su página oficial y verifica la suma SHA-256</w:t>
+            </w:r>
+          </w:p>
+        </w:tc>
+      </w:tr>
+      <w:tr>
+        <w:tc>
+          <w:tcPr/>
+          <w:p>
+            <w:pPr>
+              <w:pStyle w:val="Compact"/>
+            </w:pPr>
+            <w:r>
+              <w:rPr>
+                <w:sz w:val="19"/>
+                <w:lang w:val="es-CO"/>
+              </w:rPr>
+              <w:t xml:space="preserve">4</w:t>
+            </w:r>
+          </w:p>
+        </w:tc>
+        <w:tc>
+          <w:tcPr/>
+          <w:p>
+            <w:pPr>
+              <w:pStyle w:val="Compact"/>
+            </w:pPr>
+            <w:r>
+              <w:rPr>
+                <w:sz w:val="19"/>
+                <w:lang w:val="es-CO"/>
+              </w:rPr>
+              <w:t xml:space="preserve">Crea</w:t>
+            </w:r>
+            <w:r>
+              <w:rPr>
+                <w:sz w:val="19"/>
+                <w:lang w:val="es-CO"/>
+              </w:rPr>
+              <w:t xml:space="preserve"> </w:t>
+            </w:r>
+            <w:r>
+              <w:rPr>
+                <w:rStyle w:val="VerbatimChar"/>
+                <w:sz w:val="19"/>
+                <w:lang w:val="es-CO"/>
+              </w:rPr>
+              <w:t xml:space="preserve">vm/claves.env</w:t>
+            </w:r>
+            <w:r>
+              <w:rPr>
+                <w:sz w:val="19"/>
+                <w:lang w:val="es-CO"/>
+              </w:rPr>
+              <w:t xml:space="preserve"> </w:t>
+            </w:r>
+            <w:r>
+              <w:rPr>
+                <w:sz w:val="19"/>
+                <w:lang w:val="es-CO"/>
+              </w:rPr>
+              <w:t xml:space="preserve">con claves aleatorias si no existe</w:t>
+            </w:r>
+          </w:p>
+        </w:tc>
+      </w:tr>
+      <w:tr>
+        <w:tc>
+          <w:tcPr/>
+          <w:p>
+            <w:pPr>
+              <w:pStyle w:val="Compact"/>
+            </w:pPr>
+            <w:r>
+              <w:rPr>
+                <w:sz w:val="19"/>
+                <w:lang w:val="es-CO"/>
+              </w:rPr>
+              <w:t xml:space="preserve">5</w:t>
+            </w:r>
+          </w:p>
+        </w:tc>
+        <w:tc>
+          <w:tcPr/>
+          <w:p>
+            <w:pPr>
+              <w:pStyle w:val="Compact"/>
+            </w:pPr>
+            <w:r>
+              <w:rPr>
+                <w:sz w:val="19"/>
+                <w:lang w:val="es-CO"/>
+              </w:rPr>
+              <w:t xml:space="preserve">Crea la VM</w:t>
+            </w:r>
+            <w:r>
+              <w:rPr>
+                <w:sz w:val="19"/>
+                <w:lang w:val="es-CO"/>
+              </w:rPr>
+              <w:t xml:space="preserve"> </w:t>
+            </w:r>
+            <w:r>
+              <w:rPr>
+                <w:rStyle w:val="VerbatimChar"/>
+                <w:sz w:val="19"/>
+                <w:lang w:val="es-CO"/>
+              </w:rPr>
+              <w:t xml:space="preserve">sigevet</w:t>
+            </w:r>
+            <w:r>
+              <w:rPr>
+                <w:sz w:val="19"/>
+                <w:lang w:val="es-CO"/>
+              </w:rPr>
+              <w:t xml:space="preserve"> </w:t>
+            </w:r>
+            <w:r>
+              <w:rPr>
+                <w:sz w:val="19"/>
+                <w:lang w:val="es-CO"/>
+              </w:rPr>
+              <w:t xml:space="preserve">desde la misma definición</w:t>
+            </w:r>
+            <w:r>
+              <w:rPr>
+                <w:sz w:val="19"/>
+                <w:lang w:val="es-CO"/>
+              </w:rPr>
+              <w:t xml:space="preserve"> </w:t>
+            </w:r>
+            <w:r>
+              <w:rPr>
+                <w:rStyle w:val="VerbatimChar"/>
+                <w:sz w:val="19"/>
+                <w:lang w:val="es-CO"/>
+              </w:rPr>
+              <w:t xml:space="preserve">vm/sigevet-ol9.yaml</w:t>
+            </w:r>
+            <w:r>
+              <w:rPr>
+                <w:sz w:val="19"/>
+                <w:lang w:val="es-CO"/>
+              </w:rPr>
+              <w:t xml:space="preserve">, con</w:t>
+            </w:r>
+            <w:r>
+              <w:rPr>
+                <w:sz w:val="19"/>
+                <w:lang w:val="es-CO"/>
+              </w:rPr>
+              <w:t xml:space="preserve"> </w:t>
+            </w:r>
+            <w:r>
+              <w:rPr>
+                <w:rStyle w:val="VerbatimChar"/>
+                <w:sz w:val="19"/>
+                <w:lang w:val="es-CO"/>
+              </w:rPr>
+              <w:t xml:space="preserve">vmType: qemu</w:t>
+            </w:r>
+            <w:r>
+              <w:rPr>
+                <w:sz w:val="19"/>
+                <w:lang w:val="es-CO"/>
+              </w:rPr>
+              <w:t xml:space="preserve">, los recursos según el equipo y los puertos 3306 y 5000 abiertos a la red local</w:t>
+            </w:r>
+          </w:p>
+        </w:tc>
+      </w:tr>
+      <w:tr>
+        <w:tc>
+          <w:tcPr/>
+          <w:p>
+            <w:pPr>
+              <w:pStyle w:val="Compact"/>
+            </w:pPr>
+            <w:r>
+              <w:rPr>
+                <w:sz w:val="19"/>
+                <w:lang w:val="es-CO"/>
+              </w:rPr>
+              <w:t xml:space="preserve">6</w:t>
+            </w:r>
+          </w:p>
+        </w:tc>
+        <w:tc>
+          <w:tcPr/>
+          <w:p>
+            <w:pPr>
+              <w:pStyle w:val="Compact"/>
+            </w:pPr>
+            <w:r>
+              <w:rPr>
+                <w:sz w:val="19"/>
+                <w:lang w:val="es-CO"/>
+              </w:rPr>
+              <w:t xml:space="preserve">Copia el proyecto a la VM y ejecuta</w:t>
+            </w:r>
+            <w:r>
+              <w:rPr>
+                <w:sz w:val="19"/>
+                <w:lang w:val="es-CO"/>
+              </w:rPr>
+              <w:t xml:space="preserve"> </w:t>
+            </w:r>
+            <w:r>
+              <w:rPr>
+                <w:rStyle w:val="VerbatimChar"/>
+                <w:sz w:val="19"/>
+                <w:lang w:val="es-CO"/>
+              </w:rPr>
+              <w:t xml:space="preserve">instalar_mysql.sh</w:t>
+            </w:r>
+            <w:r>
+              <w:rPr>
+                <w:sz w:val="19"/>
+                <w:lang w:val="es-CO"/>
+              </w:rPr>
+              <w:t xml:space="preserve">,</w:t>
+            </w:r>
+            <w:r>
+              <w:rPr>
+                <w:sz w:val="19"/>
+                <w:lang w:val="es-CO"/>
+              </w:rPr>
+              <w:t xml:space="preserve"> </w:t>
+            </w:r>
+            <w:r>
+              <w:rPr>
+                <w:rStyle w:val="VerbatimChar"/>
+                <w:sz w:val="19"/>
+                <w:lang w:val="es-CO"/>
+              </w:rPr>
+              <w:t xml:space="preserve">cargar_bd.sh</w:t>
+            </w:r>
+            <w:r>
+              <w:rPr>
+                <w:sz w:val="19"/>
+                <w:lang w:val="es-CO"/>
+              </w:rPr>
+              <w:t xml:space="preserve"> </w:t>
+            </w:r>
+            <w:r>
+              <w:rPr>
+                <w:sz w:val="19"/>
+                <w:lang w:val="es-CO"/>
+              </w:rPr>
+              <w:t xml:space="preserve">e</w:t>
+            </w:r>
+            <w:r>
+              <w:rPr>
+                <w:sz w:val="19"/>
+                <w:lang w:val="es-CO"/>
+              </w:rPr>
+              <w:t xml:space="preserve"> </w:t>
+            </w:r>
+            <w:r>
+              <w:rPr>
+                <w:rStyle w:val="VerbatimChar"/>
+                <w:sz w:val="19"/>
+                <w:lang w:val="es-CO"/>
+              </w:rPr>
+              <w:t xml:space="preserve">instalar_app.sh</w:t>
+            </w:r>
+          </w:p>
+        </w:tc>
+      </w:tr>
+      <w:tr>
+        <w:tc>
+          <w:tcPr/>
+          <w:p>
+            <w:pPr>
+              <w:pStyle w:val="Compact"/>
+            </w:pPr>
+            <w:r>
+              <w:rPr>
+                <w:sz w:val="19"/>
+                <w:lang w:val="es-CO"/>
+              </w:rPr>
+              <w:t xml:space="preserve">7</w:t>
+            </w:r>
+          </w:p>
+        </w:tc>
+        <w:tc>
+          <w:tcPr/>
+          <w:p>
+            <w:pPr>
+              <w:pStyle w:val="Compact"/>
+            </w:pPr>
+            <w:r>
+              <w:rPr>
+                <w:sz w:val="19"/>
+                <w:lang w:val="es-CO"/>
+              </w:rPr>
+              <w:t xml:space="preserve">Comprueba que la aplicación responda y muestra las direcciones para el navegador y para MySQL Workbench</w:t>
+            </w:r>
+          </w:p>
+        </w:tc>
+      </w:tr>
+    </w:tbl>
+    <w:p>
+      <w:pPr>
         <w:pStyle w:val="FirstParagraph"/>
-        <w:numPr>
-          <w:ilvl w:val="0"/>
-          <w:numId w:val="1003"/>
-        </w:numPr>
-      </w:pPr>
-      <w:r>
-        <w:rPr>
-          <w:lang w:val="es-CO"/>
-        </w:rPr>
-        <w:t xml:space="preserve">Crear una VM tipo</w:t>
+      </w:pPr>
+      <w:r>
+        <w:rPr>
+          <w:lang w:val="es-CO"/>
+        </w:rPr>
+        <w:t xml:space="preserve">El script se probó completo creando una VM nueva desde cero en el MacBook (allí usa el hipervisor</w:t>
+      </w:r>
+      <w:r>
+        <w:rPr>
+          <w:lang w:val="es-CO"/>
+        </w:rPr>
+        <w:t xml:space="preserve"> </w:t>
+      </w:r>
+      <w:r>
+        <w:rPr>
+          <w:rStyle w:val="VerbatimChar"/>
+          <w:lang w:val="es-CO"/>
+        </w:rPr>
+        <w:t xml:space="preserve">vz</w:t>
+      </w:r>
+      <w:r>
+        <w:rPr>
+          <w:lang w:val="es-CO"/>
+        </w:rPr>
+        <w:t xml:space="preserve"> </w:t>
+      </w:r>
+      <w:r>
+        <w:rPr>
+          <w:lang w:val="es-CO"/>
+        </w:rPr>
+        <w:t xml:space="preserve">en lugar de</w:t>
+      </w:r>
+      <w:r>
+        <w:rPr>
+          <w:lang w:val="es-CO"/>
+        </w:rPr>
+        <w:t xml:space="preserve"> </w:t>
+      </w:r>
+      <w:r>
+        <w:rPr>
+          <w:lang w:val="es-CO"/>
+        </w:rPr>
+        <w:t xml:space="preserve">QEMU). La VM nueva quedó con MySQL 8.4, la base cargada, las 10 pruebas de reglas en OK y la aplicación web</w:t>
+      </w:r>
+      <w:r>
+        <w:rPr>
+          <w:lang w:val="es-CO"/>
+        </w:rPr>
+        <w:t xml:space="preserve"> </w:t>
+      </w:r>
+      <w:r>
+        <w:rPr>
+          <w:lang w:val="es-CO"/>
+        </w:rPr>
+        <w:t xml:space="preserve">respondiendo, tanto en</w:t>
+      </w:r>
+      <w:r>
+        <w:rPr>
+          <w:lang w:val="es-CO"/>
+        </w:rPr>
+        <w:t xml:space="preserve"> </w:t>
+      </w:r>
+      <w:r>
+        <w:rPr>
+          <w:rStyle w:val="VerbatimChar"/>
+          <w:lang w:val="es-CO"/>
+        </w:rPr>
+        <w:t xml:space="preserve">127.0.0.1</w:t>
+      </w:r>
+      <w:r>
+        <w:rPr>
+          <w:lang w:val="es-CO"/>
+        </w:rPr>
+        <w:t xml:space="preserve"> </w:t>
+      </w:r>
+      <w:r>
+        <w:rPr>
+          <w:lang w:val="es-CO"/>
+        </w:rPr>
+        <w:t xml:space="preserve">como desde la dirección IP del equipo en la red local.</w:t>
+      </w:r>
+    </w:p>
+    <w:p>
+      <w:pPr>
+        <w:pStyle w:val="BodyText"/>
+      </w:pPr>
+      <w:r>
+        <w:rPr>
+          <w:lang w:val="es-CO"/>
+        </w:rPr>
+        <w:t xml:space="preserve">Después de reiniciar el Lenovo, la VM se enciende con</w:t>
+      </w:r>
+      <w:r>
+        <w:rPr>
+          <w:lang w:val="es-CO"/>
+        </w:rPr>
+        <w:t xml:space="preserve"> </w:t>
+      </w:r>
+      <w:r>
+        <w:rPr>
+          <w:rStyle w:val="VerbatimChar"/>
+          <w:lang w:val="es-CO"/>
+        </w:rPr>
+        <w:t xml:space="preserve">limactl start sigevet</w:t>
+      </w:r>
+      <w:r>
+        <w:rPr>
+          <w:lang w:val="es-CO"/>
+        </w:rPr>
+        <w:t xml:space="preserve">; MySQL y la aplicación arrancan solos</w:t>
+      </w:r>
+      <w:r>
+        <w:rPr>
+          <w:lang w:val="es-CO"/>
+        </w:rPr>
+        <w:t xml:space="preserve"> </w:t>
+      </w:r>
+      <w:r>
+        <w:rPr>
+          <w:lang w:val="es-CO"/>
+        </w:rPr>
+        <w:t xml:space="preserve">dentro de ella.</w:t>
+      </w:r>
+    </w:p>
+    <w:p>
+      <w:pPr>
+        <w:pStyle w:val="Heading2"/>
+      </w:pPr>
+      <w:bookmarkStart w:id="27" w:name="_5e4d118824ac2f245a9708eff8ac1fc11ddb03f"/>
+      <w:r>
+        <w:rPr>
+          <w:rStyle w:val="SectionNumber"/>
+          <w:lang w:val="es-CO"/>
+        </w:rPr>
+        <w:t xml:space="preserve">6.1</w:t>
+      </w:r>
+      <w:r>
+        <w:tab/>
+      </w:r>
+      <w:r>
+        <w:rPr>
+          <w:lang w:val="es-CO"/>
+        </w:rPr>
+        <w:t xml:space="preserve">Alternativa: VirtualBox</w:t>
+      </w:r>
+      <w:bookmarkEnd w:id="27"/>
+    </w:p>
+    <w:p>
+      <w:pPr>
+        <w:pStyle w:val="FirstParagraph"/>
+      </w:pPr>
+      <w:r>
+        <w:rPr>
+          <w:lang w:val="es-CO"/>
+        </w:rPr>
+        <w:t xml:space="preserve">En un anfitrión con Windows se puede usar VirtualBox 7: crear una VM</w:t>
       </w:r>
       <w:r>
         <w:rPr>
@@ -3463,22 +4227,19 @@
         <w:rPr>
           <w:lang w:val="es-CO"/>
         </w:rPr>
-        <w:t xml:space="preserve">con 4 vCPU, 6 GB de RAM y un disco dinámico de 40 GB.</w:t>
-      </w:r>
-    </w:p>
-    <w:p>
-      <w:pPr>
-        <w:pStyle w:val="FirstParagraph"/>
-        <w:numPr>
-          <w:ilvl w:val="0"/>
-          <w:numId w:val="1003"/>
-        </w:numPr>
-      </w:pPr>
-      <w:r>
-        <w:rPr>
-          <w:lang w:val="es-CO"/>
-        </w:rPr>
-        <w:t xml:space="preserve">Instalar Oracle Linux con la opción</w:t>
+        <w:t xml:space="preserve">con 4 GB de RAM y 40 GB</w:t>
+      </w:r>
+      <w:r>
+        <w:rPr>
+          <w:lang w:val="es-CO"/>
+        </w:rPr>
+        <w:t xml:space="preserve"> </w:t>
+      </w:r>
+      <w:r>
+        <w:rPr>
+          <w:lang w:val="es-CO"/>
+        </w:rPr>
+        <w:t xml:space="preserve">de disco, instalar Oracle Linux 9 desde la ISO oficial con la opción</w:t>
       </w:r>
       <w:r>
         <w:rPr>
@@ -3498,381 +4259,107 @@
         <w:rPr>
           <w:lang w:val="es-CO"/>
         </w:rPr>
-        <w:t xml:space="preserve">, habilitar la red y crear el usuario administrador</w:t>
-      </w:r>
-      <w:r>
-        <w:rPr>
-          <w:lang w:val="es-CO"/>
-        </w:rPr>
-        <w:t xml:space="preserve"> </w:t>
+        <w:t xml:space="preserve">, reenviar los puertos 3306 y 5000, copiar</w:t>
+      </w:r>
+      <w:r>
+        <w:rPr>
+          <w:lang w:val="es-CO"/>
+        </w:rPr>
+        <w:t xml:space="preserve"> </w:t>
+      </w:r>
+      <w:r>
+        <w:rPr>
+          <w:lang w:val="es-CO"/>
+        </w:rPr>
+        <w:t xml:space="preserve">el proyecto a la VM y ejecutar los mismos tres scripts (</w:t>
       </w:r>
       <w:r>
         <w:rPr>
           <w:rStyle w:val="VerbatimChar"/>
           <w:lang w:val="es-CO"/>
         </w:rPr>
-        <w:t xml:space="preserve">sigevet</w:t>
+        <w:t xml:space="preserve">instalar_mysql.sh</w:t>
+      </w:r>
+      <w:r>
+        <w:rPr>
+          <w:lang w:val="es-CO"/>
+        </w:rPr>
+        <w:t xml:space="preserve">,</w:t>
+      </w:r>
+      <w:r>
+        <w:rPr>
+          <w:lang w:val="es-CO"/>
+        </w:rPr>
+        <w:t xml:space="preserve"> </w:t>
+      </w:r>
+      <w:r>
+        <w:rPr>
+          <w:rStyle w:val="VerbatimChar"/>
+          <w:lang w:val="es-CO"/>
+        </w:rPr>
+        <w:t xml:space="preserve">cargar_bd.sh</w:t>
+      </w:r>
+      <w:r>
+        <w:rPr>
+          <w:lang w:val="es-CO"/>
+        </w:rPr>
+        <w:t xml:space="preserve"> </w:t>
+      </w:r>
+      <w:r>
+        <w:rPr>
+          <w:lang w:val="es-CO"/>
+        </w:rPr>
+        <w:t xml:space="preserve">e</w:t>
+      </w:r>
+      <w:r>
+        <w:rPr>
+          <w:lang w:val="es-CO"/>
+        </w:rPr>
+        <w:t xml:space="preserve"> </w:t>
+      </w:r>
+      <w:r>
+        <w:rPr>
+          <w:rStyle w:val="VerbatimChar"/>
+          <w:lang w:val="es-CO"/>
+        </w:rPr>
+        <w:t xml:space="preserve">instalar_app.sh</w:t>
+      </w:r>
+      <w:r>
+        <w:rPr>
+          <w:lang w:val="es-CO"/>
+        </w:rPr>
+        <w:t xml:space="preserve">). El</w:t>
+      </w:r>
+      <w:r>
+        <w:rPr>
+          <w:lang w:val="es-CO"/>
+        </w:rPr>
+        <w:t xml:space="preserve"> </w:t>
+      </w:r>
+      <w:r>
+        <w:rPr>
+          <w:lang w:val="es-CO"/>
+        </w:rPr>
+        <w:t xml:space="preserve">paso a paso está en</w:t>
+      </w:r>
+      <w:r>
+        <w:rPr>
+          <w:lang w:val="es-CO"/>
+        </w:rPr>
+        <w:t xml:space="preserve"> </w:t>
+      </w:r>
+      <w:r>
+        <w:rPr>
+          <w:rStyle w:val="VerbatimChar"/>
+          <w:lang w:val="es-CO"/>
+        </w:rPr>
+        <w:t xml:space="preserve">vm/README.md</w:t>
       </w:r>
       <w:r>
         <w:rPr>
           <w:lang w:val="es-CO"/>
         </w:rPr>
         <w:t xml:space="preserve">.</w:t>
-      </w:r>
-    </w:p>
-    <w:p>
-      <w:pPr>
-        <w:pStyle w:val="FirstParagraph"/>
-        <w:numPr>
-          <w:ilvl w:val="0"/>
-          <w:numId w:val="1003"/>
-        </w:numPr>
-      </w:pPr>
-      <w:r>
-        <w:rPr>
-          <w:lang w:val="es-CO"/>
-        </w:rPr>
-        <w:t xml:space="preserve">En</w:t>
-      </w:r>
-      <w:r>
-        <w:rPr>
-          <w:lang w:val="es-CO"/>
-        </w:rPr>
-        <w:t xml:space="preserve"> </w:t>
-      </w:r>
-      <w:r>
-        <w:rPr>
-          <w:i/>
-          <w:iCs/>
-          <w:lang w:val="es-CO"/>
-        </w:rPr>
-        <w:t xml:space="preserve">Configuración → Red → Adaptador 1 (NAT) → Reenvío de puertos</w:t>
-      </w:r>
-      <w:r>
-        <w:rPr>
-          <w:lang w:val="es-CO"/>
-        </w:rPr>
-        <w:t xml:space="preserve">, agregar las reglas TCP 2222 → 22 (SSH),</w:t>
-      </w:r>
-      <w:r>
-        <w:rPr>
-          <w:lang w:val="es-CO"/>
-        </w:rPr>
-        <w:t xml:space="preserve"> </w:t>
-      </w:r>
-      <w:r>
-        <w:rPr>
-          <w:lang w:val="es-CO"/>
-        </w:rPr>
-        <w:t xml:space="preserve">3306 → 3306 (MySQL, para MySQL Workbench) y 5000 → 5000 (aplicación web). Para entrar desde otros equipos de la red se puede usar un</w:t>
-      </w:r>
-      <w:r>
-        <w:rPr>
-          <w:lang w:val="es-CO"/>
-        </w:rPr>
-        <w:t xml:space="preserve"> </w:t>
-      </w:r>
-      <w:r>
-        <w:rPr>
-          <w:i/>
-          <w:iCs/>
-          <w:lang w:val="es-CO"/>
-        </w:rPr>
-        <w:t xml:space="preserve">adaptador puente</w:t>
-      </w:r>
-      <w:r>
-        <w:rPr>
-          <w:lang w:val="es-CO"/>
-        </w:rPr>
-        <w:t xml:space="preserve">.</w:t>
-      </w:r>
-    </w:p>
-    <w:p>
-      <w:pPr>
-        <w:pStyle w:val="FirstParagraph"/>
-        <w:numPr>
-          <w:ilvl w:val="0"/>
-          <w:numId w:val="1003"/>
-        </w:numPr>
-      </w:pPr>
-      <w:r>
-        <w:rPr>
-          <w:lang w:val="es-CO"/>
-        </w:rPr>
-        <w:t xml:space="preserve">Dentro de la VM instalar Git y clonar el repositorio. MySQL se instala desde los repositorios oficiales de Oracle</w:t>
-      </w:r>
-      <w:r>
-        <w:rPr>
-          <w:lang w:val="es-CO"/>
-        </w:rPr>
-        <w:t xml:space="preserve"> </w:t>
-      </w:r>
-      <w:r>
-        <w:rPr>
-          <w:lang w:val="es-CO"/>
-        </w:rPr>
-        <w:t xml:space="preserve">Linux, así que no hay que descargar nada aparte.</w:t>
-      </w:r>
-    </w:p>
-    <w:p>
-      <w:pPr>
-        <w:pStyle w:val="FirstParagraph"/>
-        <w:numPr>
-          <w:ilvl w:val="0"/>
-          <w:numId w:val="1003"/>
-        </w:numPr>
-      </w:pPr>
-      <w:r>
-        <w:rPr>
-          <w:lang w:val="es-CO"/>
-        </w:rPr>
-        <w:t xml:space="preserve">Crear</w:t>
-      </w:r>
-      <w:r>
-        <w:rPr>
-          <w:lang w:val="es-CO"/>
-        </w:rPr>
-        <w:t xml:space="preserve"> </w:t>
-      </w:r>
-      <w:r>
-        <w:rPr>
-          <w:rStyle w:val="VerbatimChar"/>
-          <w:lang w:val="es-CO"/>
-        </w:rPr>
-        <w:t xml:space="preserve">vm/claves.env</w:t>
-      </w:r>
-      <w:r>
-        <w:rPr>
-          <w:lang w:val="es-CO"/>
-        </w:rPr>
-        <w:t xml:space="preserve"> </w:t>
-      </w:r>
-      <w:r>
-        <w:rPr>
-          <w:lang w:val="es-CO"/>
-        </w:rPr>
-        <w:t xml:space="preserve">a partir de</w:t>
-      </w:r>
-      <w:r>
-        <w:rPr>
-          <w:lang w:val="es-CO"/>
-        </w:rPr>
-        <w:t xml:space="preserve"> </w:t>
-      </w:r>
-      <w:r>
-        <w:rPr>
-          <w:rStyle w:val="VerbatimChar"/>
-          <w:lang w:val="es-CO"/>
-        </w:rPr>
-        <w:t xml:space="preserve">vm/claves.ejemplo</w:t>
-      </w:r>
-      <w:r>
-        <w:rPr>
-          <w:lang w:val="es-CO"/>
-        </w:rPr>
-        <w:t xml:space="preserve"> </w:t>
-      </w:r>
-      <w:r>
-        <w:rPr>
-          <w:lang w:val="es-CO"/>
-        </w:rPr>
-        <w:t xml:space="preserve">y ejecutar, en este orden:</w:t>
-      </w:r>
-    </w:p>
-    <w:p>
-      <w:pPr>
-        <w:pStyle w:val="SourceCode"/>
-        <w:numPr>
-          <w:ilvl w:val="0"/>
-          <w:numId w:val="1000"/>
-        </w:numPr>
-      </w:pPr>
-      <w:r>
-        <w:rPr>
-          <w:rStyle w:val="FunctionTok"/>
-        </w:rPr>
-        <w:t xml:space="preserve">sudo</w:t>
-      </w:r>
-      <w:r>
-        <w:rPr>
-          <w:rStyle w:val="NormalTok"/>
-        </w:rPr>
-        <w:t xml:space="preserve"> bash vm/scripts/instalar_mysql.sh</w:t>
-      </w:r>
-      <w:r>
-        <w:br/>
-      </w:r>
-      <w:r>
-        <w:rPr>
-          <w:rStyle w:val="FunctionTok"/>
-        </w:rPr>
-        <w:t xml:space="preserve">bash</w:t>
-      </w:r>
-      <w:r>
-        <w:rPr>
-          <w:rStyle w:val="NormalTok"/>
-        </w:rPr>
-        <w:t xml:space="preserve"> vm/scripts/cargar_bd.sh</w:t>
-      </w:r>
-      <w:r>
-        <w:br/>
-      </w:r>
-      <w:r>
-        <w:rPr>
-          <w:rStyle w:val="FunctionTok"/>
-        </w:rPr>
-        <w:t xml:space="preserve">sudo</w:t>
-      </w:r>
-      <w:r>
-        <w:rPr>
-          <w:rStyle w:val="NormalTok"/>
-        </w:rPr>
-        <w:t xml:space="preserve"> bash vm/scripts/instalar_app.sh</w:t>
-      </w:r>
-    </w:p>
-    <w:p>
-      <w:pPr>
-        <w:pStyle w:val="FirstParagraph"/>
-        <w:numPr>
-          <w:ilvl w:val="0"/>
-          <w:numId w:val="1003"/>
-        </w:numPr>
-      </w:pPr>
-      <w:r>
-        <w:rPr>
-          <w:lang w:val="es-CO"/>
-        </w:rPr>
-        <w:t xml:space="preserve">Abrir</w:t>
-      </w:r>
-      <w:r>
-        <w:rPr>
-          <w:lang w:val="es-CO"/>
-        </w:rPr>
-        <w:t xml:space="preserve"> </w:t>
-      </w:r>
-      <w:r>
-        <w:rPr>
-          <w:rStyle w:val="VerbatimChar"/>
-          <w:lang w:val="es-CO"/>
-        </w:rPr>
-        <w:t xml:space="preserve">http://127.0.0.1:5000</w:t>
-      </w:r>
-      <w:r>
-        <w:rPr>
-          <w:lang w:val="es-CO"/>
-        </w:rPr>
-        <w:t xml:space="preserve"> </w:t>
-      </w:r>
-      <w:r>
-        <w:rPr>
-          <w:lang w:val="es-CO"/>
-        </w:rPr>
-        <w:t xml:space="preserve">en el equipo anfitrión y conectar MySQL Workbench a</w:t>
-      </w:r>
-      <w:r>
-        <w:rPr>
-          <w:lang w:val="es-CO"/>
-        </w:rPr>
-        <w:t xml:space="preserve"> </w:t>
-      </w:r>
-      <w:r>
-        <w:rPr>
-          <w:rStyle w:val="VerbatimChar"/>
-          <w:lang w:val="es-CO"/>
-        </w:rPr>
-        <w:t xml:space="preserve">127.0.0.1:3306</w:t>
-      </w:r>
-      <w:r>
-        <w:rPr>
-          <w:lang w:val="es-CO"/>
-        </w:rPr>
-        <w:t xml:space="preserve">. Si se usó adaptador puente, la dirección es</w:t>
-      </w:r>
-      <w:r>
-        <w:rPr>
-          <w:lang w:val="es-CO"/>
-        </w:rPr>
-        <w:t xml:space="preserve"> </w:t>
-      </w:r>
-      <w:r>
-        <w:rPr>
-          <w:rStyle w:val="VerbatimChar"/>
-          <w:lang w:val="es-CO"/>
-        </w:rPr>
-        <w:t xml:space="preserve">http://&lt;ip-de-la-vm&gt;:5000</w:t>
-      </w:r>
-      <w:r>
-        <w:rPr>
-          <w:lang w:val="es-CO"/>
-        </w:rPr>
-        <w:t xml:space="preserve">, y la IP se consulta con</w:t>
-      </w:r>
-      <w:r>
-        <w:rPr>
-          <w:lang w:val="es-CO"/>
-        </w:rPr>
-        <w:t xml:space="preserve"> </w:t>
-      </w:r>
-      <w:r>
-        <w:rPr>
-          <w:rStyle w:val="VerbatimChar"/>
-          <w:lang w:val="es-CO"/>
-        </w:rPr>
-        <w:t xml:space="preserve">hostname -I</w:t>
-      </w:r>
-      <w:r>
-        <w:rPr>
-          <w:lang w:val="es-CO"/>
-        </w:rPr>
-        <w:t xml:space="preserve">.</w:t>
-      </w:r>
-    </w:p>
-    <w:p>
-      <w:pPr>
-        <w:pStyle w:val="FirstParagraph"/>
-      </w:pPr>
-      <w:r>
-        <w:rPr>
-          <w:lang w:val="es-CO"/>
-        </w:rPr>
-        <w:t xml:space="preserve">Los tres scripts son los mismos que se probaron en la simulación. El detalle de cada uno está en</w:t>
-      </w:r>
-      <w:r>
-        <w:rPr>
-          <w:lang w:val="es-CO"/>
-        </w:rPr>
-        <w:t xml:space="preserve"> </w:t>
-      </w:r>
-      <w:r>
-        <w:rPr>
-          <w:rStyle w:val="VerbatimChar"/>
-          <w:lang w:val="es-CO"/>
-        </w:rPr>
-        <w:t xml:space="preserve">vm/README.md</w:t>
-      </w:r>
-      <w:r>
-        <w:rPr>
-          <w:lang w:val="es-CO"/>
-        </w:rPr>
-        <w:t xml:space="preserve"> </w:t>
-      </w:r>
-      <w:r>
-        <w:rPr>
-          <w:lang w:val="es-CO"/>
-        </w:rPr>
-        <w:t xml:space="preserve">y en</w:t>
-      </w:r>
-      <w:r>
-        <w:rPr>
-          <w:lang w:val="es-CO"/>
-        </w:rPr>
-        <w:t xml:space="preserve"> </w:t>
-      </w:r>
-      <w:r>
-        <w:rPr>
-          <w:lang w:val="es-CO"/>
-        </w:rPr>
-        <w:t xml:space="preserve">el documento de implementación del RDBMS.</w:t>
       </w:r>
     </w:p>
     <w:sectPr>
@@ -4228,36 +4715,6 @@
     <w:abstractNumId w:val="991"/>
   </w:num>
   <w:num w:numId="1002">
-    <w:abstractNumId w:val="99411"/>
-    <w:lvlOverride w:ilvl="0">
-      <w:startOverride w:val="1"/>
-    </w:lvlOverride>
-    <w:lvlOverride w:ilvl="1">
-      <w:startOverride w:val="1"/>
-    </w:lvlOverride>
-    <w:lvlOverride w:ilvl="2">
-      <w:startOverride w:val="1"/>
-    </w:lvlOverride>
-    <w:lvlOverride w:ilvl="3">
-      <w:startOverride w:val="1"/>
-    </w:lvlOverride>
-    <w:lvlOverride w:ilvl="4">
-      <w:startOverride w:val="1"/>
-    </w:lvlOverride>
-    <w:lvlOverride w:ilvl="5">
-      <w:startOverride w:val="1"/>
-    </w:lvlOverride>
-    <w:lvlOverride w:ilvl="6">
-      <w:startOverride w:val="1"/>
-    </w:lvlOverride>
-    <w:lvlOverride w:ilvl="7">
-      <w:startOverride w:val="1"/>
-    </w:lvlOverride>
-    <w:lvlOverride w:ilvl="8">
-      <w:startOverride w:val="1"/>
-    </w:lvlOverride>
-  </w:num>
-  <w:num w:numId="1003">
     <w:abstractNumId w:val="99411"/>
     <w:lvlOverride w:ilvl="0">
       <w:startOverride w:val="1"/>

--- a/documentos/fase2/02_Implementacion_VM.docx
+++ b/documentos/fase2/02_Implementacion_VM.docx
@@ -1537,7 +1537,7 @@
         <w:rPr>
           <w:rStyle w:val="AttributeTok"/>
         </w:rPr>
-        <w:t xml:space="preserve"> 6GiB                       # MySQL y Tomcat usan poco; queda espacio de sobra para el SO</w:t>
+        <w:t xml:space="preserve"> 6GiB                       # MySQL y la app usan poco; queda espacio de sobra para el SO</w:t>
       </w:r>
       <w:r>
         <w:br/>

--- a/documentos/fase2/02_Implementacion_VM.docx
+++ b/documentos/fase2/02_Implementacion_VM.docx
@@ -312,55 +312,7 @@
         <w:rPr>
           <w:lang w:val="es-CO"/>
         </w:rPr>
-        <w:t xml:space="preserve">Este documento describe cómo se creó y configuró la máquina virtual (VM) que aloja la base de datos y la aplicación</w:t>
-      </w:r>
-      <w:r>
-        <w:rPr>
-          <w:lang w:val="es-CO"/>
-        </w:rPr>
-        <w:t xml:space="preserve"> </w:t>
-      </w:r>
-      <w:r>
-        <w:rPr>
-          <w:lang w:val="es-CO"/>
-        </w:rPr>
-        <w:t xml:space="preserve">web de SIGEVET. El sistema operativo es el que se eligió en el</w:t>
-      </w:r>
-      <w:r>
-        <w:rPr>
-          <w:lang w:val="es-CO"/>
-        </w:rPr>
-        <w:t xml:space="preserve"> </w:t>
-      </w:r>
-      <w:r>
-        <w:rPr>
-          <w:i/>
-          <w:iCs/>
-          <w:lang w:val="es-CO"/>
-        </w:rPr>
-        <w:t xml:space="preserve">Documento de análisis de selección de sistema</w:t>
-      </w:r>
-      <w:r>
-        <w:rPr>
-          <w:i/>
-          <w:iCs/>
-          <w:lang w:val="es-CO"/>
-        </w:rPr>
-        <w:t xml:space="preserve"> </w:t>
-      </w:r>
-      <w:r>
-        <w:rPr>
-          <w:i/>
-          <w:iCs/>
-          <w:lang w:val="es-CO"/>
-        </w:rPr>
-        <w:t xml:space="preserve">operativo</w:t>
-      </w:r>
-      <w:r>
-        <w:rPr>
-          <w:lang w:val="es-CO"/>
-        </w:rPr>
-        <w:t xml:space="preserve">:</w:t>
+        <w:t xml:space="preserve">La VM de SIGEVET usa</w:t>
       </w:r>
       <w:r>
         <w:rPr>
@@ -380,41 +332,7 @@
         <w:rPr>
           <w:lang w:val="es-CO"/>
         </w:rPr>
-        <w:t xml:space="preserve">.</w:t>
-      </w:r>
-    </w:p>
-    <w:p>
-      <w:pPr>
-        <w:pStyle w:val="BodyText"/>
-      </w:pPr>
-      <w:r>
-        <w:rPr>
-          <w:lang w:val="es-CO"/>
-        </w:rPr>
-        <w:t xml:space="preserve">El proyecto usa dos ambientes con el mismo sistema operativo y los mismos scripts:</w:t>
-      </w:r>
-    </w:p>
-    <w:p>
-      <w:pPr>
-        <w:pStyle w:val="Compact"/>
-        <w:numPr>
-          <w:ilvl w:val="0"/>
-          <w:numId w:val="1001"/>
-        </w:numPr>
-      </w:pPr>
-      <w:r>
-        <w:rPr>
-          <w:b/>
-          <w:bCs/>
-          <w:lang w:val="es-CO"/>
-        </w:rPr>
-        <w:t xml:space="preserve">Ambiente de simulación</w:t>
-      </w:r>
-      <w:r>
-        <w:rPr>
-          <w:lang w:val="es-CO"/>
-        </w:rPr>
-        <w:t xml:space="preserve">: un MacBook Intel con Lima. Ahí se hicieron todas las pruebas que aparecen en este</w:t>
+        <w:t xml:space="preserve">. Se probó en un MacBook Intel con Lima;</w:t>
       </w:r>
       <w:r>
         <w:rPr>
@@ -426,73 +344,7 @@
         <w:rPr>
           <w:lang w:val="es-CO"/>
         </w:rPr>
-        <w:t xml:space="preserve">documento, y las salidas que se muestran son reales.</w:t>
-      </w:r>
-    </w:p>
-    <w:p>
-      <w:pPr>
-        <w:pStyle w:val="Compact"/>
-        <w:numPr>
-          <w:ilvl w:val="0"/>
-          <w:numId w:val="1001"/>
-        </w:numPr>
-      </w:pPr>
-      <w:r>
-        <w:rPr>
-          <w:b/>
-          <w:bCs/>
-          <w:lang w:val="es-CO"/>
-        </w:rPr>
-        <w:t xml:space="preserve">Equipo servidor</w:t>
-      </w:r>
-      <w:r>
-        <w:rPr>
-          <w:lang w:val="es-CO"/>
-        </w:rPr>
-        <w:t xml:space="preserve">: un computador Lenovo con Linux, donde la VM queda funcionando para la demostración. La VM</w:t>
-      </w:r>
-      <w:r>
-        <w:rPr>
-          <w:lang w:val="es-CO"/>
-        </w:rPr>
-        <w:t xml:space="preserve"> </w:t>
-      </w:r>
-      <w:r>
-        <w:rPr>
-          <w:lang w:val="es-CO"/>
-        </w:rPr>
-        <w:t xml:space="preserve">corre con KVM (el hipervisor del kernel de Linux) y se crea con un solo script,</w:t>
-      </w:r>
-      <w:r>
-        <w:rPr>
-          <w:lang w:val="es-CO"/>
-        </w:rPr>
-        <w:t xml:space="preserve"> </w:t>
-      </w:r>
-      <w:r>
-        <w:rPr>
-          <w:rStyle w:val="VerbatimChar"/>
-          <w:lang w:val="es-CO"/>
-        </w:rPr>
-        <w:t xml:space="preserve">vm/migrar_linux.sh</w:t>
-      </w:r>
-      <w:r>
-        <w:rPr>
-          <w:lang w:val="es-CO"/>
-        </w:rPr>
-        <w:t xml:space="preserve">. Los scripts</w:t>
-      </w:r>
-      <w:r>
-        <w:rPr>
-          <w:lang w:val="es-CO"/>
-        </w:rPr>
-        <w:t xml:space="preserve"> </w:t>
-      </w:r>
-      <w:r>
-        <w:rPr>
-          <w:lang w:val="es-CO"/>
-        </w:rPr>
-        <w:t xml:space="preserve">no dependen de la ruta ni del hipervisor, así que el procedimiento es el mismo.</w:t>
+        <w:t xml:space="preserve">para la demostración se prepara un Lenovo con Linux y KVM. Ambos usan los mismos scripts.</w:t>
       </w:r>
     </w:p>
     <w:p>
@@ -651,7 +503,7 @@
                 <w:sz w:val="19"/>
                 <w:lang w:val="es-CO"/>
               </w:rPr>
-              <w:t xml:space="preserve">Lenovo con Linux (datos en la tabla de abajo)</w:t>
+              <w:t xml:space="preserve">Lenovo con Linux (datos pendientes)</w:t>
             </w:r>
           </w:p>
         </w:tc>
@@ -884,7 +736,7 @@
                 <w:sz w:val="19"/>
                 <w:lang w:val="es-CO"/>
               </w:rPr>
-              <w:t xml:space="preserve">La mitad de los núcleos (2 a 4) y 4 GiB de RAM (6 GiB si el equipo tiene 12 GB o más), disco de 40 GiB</w:t>
+              <w:t xml:space="preserve">Mitad de núcleos (2 a 4), RAM 4 GiB (6 GiB con anfitrión ≥12 GB), disco 40 GiB</w:t>
             </w:r>
           </w:p>
         </w:tc>
@@ -1051,7 +903,7 @@
         <w:rPr>
           <w:lang w:val="es-CO"/>
         </w:rPr>
-        <w:t xml:space="preserve">Equipo servidor (se completa con lo que imprime</w:t>
+        <w:t xml:space="preserve">Equipo servidor (completar con la salida de</w:t>
       </w:r>
       <w:r>
         <w:rPr>
@@ -1070,13 +922,7 @@
         <w:rPr>
           <w:lang w:val="es-CO"/>
         </w:rPr>
-        <w:t xml:space="preserve"> </w:t>
-      </w:r>
-      <w:r>
-        <w:rPr>
-          <w:lang w:val="es-CO"/>
-        </w:rPr>
-        <w:t xml:space="preserve">en el Lenovo)</w:t>
+        <w:t xml:space="preserve">)</w:t>
       </w:r>
     </w:p>
     <w:tbl>
@@ -1084,7 +930,7 @@
         <w:tblStyle w:val="Table"/>
         <w:tblW w:type="auto" w:w="0"/>
         <w:tblLook w:firstRow="1" w:lastRow="0" w:firstColumn="0" w:lastColumn="0" w:noHBand="0" w:noVBand="0" w:val="0020"/>
-        <w:tblCaption w:val="Equipo servidor (se completa con lo que imprime vm/migrar_linux.sh en el Lenovo)"/>
+        <w:tblCaption w:val="Equipo servidor (completar con la salida de vm/migrar_linux.sh)"/>
         <w:tblBorders>
           <w:top w:val="single" w:sz="4" w:color="A6A6A6"/>
           <w:left w:val="single" w:sz="4" w:color="A6A6A6"/>
@@ -1274,11 +1120,9 @@
       </w:pPr>
       <w:r>
         <w:rPr>
-          <w:b/>
-          <w:bCs/>
-          <w:lang w:val="es-CO"/>
-        </w:rPr>
-        <w:t xml:space="preserve">Por qué dos ambientes.</w:t>
+          <w:lang w:val="es-CO"/>
+        </w:rPr>
+        <w:t xml:space="preserve">Lima usa el hipervisor nativo de macOS y guarda la configuración en</w:t>
       </w:r>
       <w:r>
         <w:rPr>
@@ -1288,48 +1132,6 @@
       </w:r>
       <w:r>
         <w:rPr>
-          <w:lang w:val="es-CO"/>
-        </w:rPr>
-        <w:t xml:space="preserve">La VM se construyó y se probó primero en el MacBook de uno de los integrantes, y la</w:t>
-      </w:r>
-      <w:r>
-        <w:rPr>
-          <w:lang w:val="es-CO"/>
-        </w:rPr>
-        <w:t xml:space="preserve"> </w:t>
-      </w:r>
-      <w:r>
-        <w:rPr>
-          <w:lang w:val="es-CO"/>
-        </w:rPr>
-        <w:t xml:space="preserve">versión final queda en el Lenovo con Linux, que es el que se lleva a la sustentación. En macOS con procesador Intel, VirtualBox pide instalar extensiones</w:t>
-      </w:r>
-      <w:r>
-        <w:rPr>
-          <w:lang w:val="es-CO"/>
-        </w:rPr>
-        <w:t xml:space="preserve"> </w:t>
-      </w:r>
-      <w:r>
-        <w:rPr>
-          <w:lang w:val="es-CO"/>
-        </w:rPr>
-        <w:t xml:space="preserve">del kernel, y Homebrew ya no publica QEMU precompilado. Por eso la simulación se hizo con Lima, que usa el hipervisor</w:t>
-      </w:r>
-      <w:r>
-        <w:rPr>
-          <w:lang w:val="es-CO"/>
-        </w:rPr>
-        <w:t xml:space="preserve"> </w:t>
-      </w:r>
-      <w:r>
-        <w:rPr>
-          <w:lang w:val="es-CO"/>
-        </w:rPr>
-        <w:t xml:space="preserve">de macOS y guarda la definición de la VM en un archivo de texto (</w:t>
-      </w:r>
-      <w:r>
-        <w:rPr>
           <w:rStyle w:val="VerbatimChar"/>
           <w:lang w:val="es-CO"/>
         </w:rPr>
@@ -1339,7 +1141,7 @@
         <w:rPr>
           <w:lang w:val="es-CO"/>
         </w:rPr>
-        <w:t xml:space="preserve">).</w:t>
+        <w:t xml:space="preserve">.</w:t>
       </w:r>
     </w:p>
     <w:p>
@@ -1396,26 +1198,7 @@
         <w:rPr>
           <w:lang w:val="es-CO"/>
         </w:rPr>
-        <w:t xml:space="preserve">La VM se declara en el archivo</w:t>
-      </w:r>
-      <w:r>
-        <w:rPr>
-          <w:lang w:val="es-CO"/>
-        </w:rPr>
-        <w:t xml:space="preserve"> </w:t>
-      </w:r>
-      <w:r>
-        <w:rPr>
-          <w:rStyle w:val="VerbatimChar"/>
-          <w:lang w:val="es-CO"/>
-        </w:rPr>
-        <w:t xml:space="preserve">vm/sigevet-ol9.yaml</w:t>
-      </w:r>
-      <w:r>
-        <w:rPr>
-          <w:lang w:val="es-CO"/>
-        </w:rPr>
-        <w:t xml:space="preserve">, que forma parte del repositorio:</w:t>
+        <w:t xml:space="preserve">Configuración del repositorio:</w:t>
       </w:r>
     </w:p>
     <w:p>
@@ -1929,7 +1712,7 @@
         <w:rPr>
           <w:lang w:val="es-CO"/>
         </w:rPr>
-        <w:t xml:space="preserve">La plantilla</w:t>
+        <w:t xml:space="preserve">La plantilla verifica la imagen con SHA-256</w:t>
       </w:r>
       <w:r>
         <w:rPr>
@@ -1942,68 +1725,13 @@
           <w:rStyle w:val="VerbatimChar"/>
           <w:lang w:val="es-CO"/>
         </w:rPr>
-        <w:t xml:space="preserve">oraclelinux-9</w:t>
-      </w:r>
-      <w:r>
-        <w:rPr>
-          <w:lang w:val="es-CO"/>
-        </w:rPr>
-        <w:t xml:space="preserve"> </w:t>
-      </w:r>
-      <w:r>
-        <w:rPr>
-          <w:lang w:val="es-CO"/>
-        </w:rPr>
-        <w:t xml:space="preserve">de Lima descarga la imagen oficial de Oracle y verifica su integridad con la suma</w:t>
-      </w:r>
-      <w:r>
-        <w:rPr>
-          <w:lang w:val="es-CO"/>
-        </w:rPr>
-        <w:t xml:space="preserve"> </w:t>
-      </w:r>
-      <w:r>
-        <w:rPr>
-          <w:lang w:val="es-CO"/>
-        </w:rPr>
-        <w:t xml:space="preserve">SHA-256</w:t>
-      </w:r>
-      <w:r>
-        <w:rPr>
-          <w:lang w:val="es-CO"/>
-        </w:rPr>
-        <w:t xml:space="preserve"> </w:t>
-      </w:r>
-      <w:r>
-        <w:rPr>
-          <w:rStyle w:val="VerbatimChar"/>
-          <w:lang w:val="es-CO"/>
-        </w:rPr>
         <w:t xml:space="preserve">b12103391327abee8090686759c0d62dac9a7af2bf0f45fdf6b0d085a0fbb52b</w:t>
       </w:r>
       <w:r>
         <w:rPr>
           <w:lang w:val="es-CO"/>
         </w:rPr>
-        <w:t xml:space="preserve"> </w:t>
-      </w:r>
-      <w:r>
-        <w:rPr>
-          <w:lang w:val="es-CO"/>
-        </w:rPr>
-        <w:t xml:space="preserve">antes de usarla. La configuración inicial</w:t>
-      </w:r>
-      <w:r>
-        <w:rPr>
-          <w:lang w:val="es-CO"/>
-        </w:rPr>
-        <w:t xml:space="preserve"> </w:t>
-      </w:r>
-      <w:r>
-        <w:rPr>
-          <w:lang w:val="es-CO"/>
-        </w:rPr>
-        <w:t xml:space="preserve">(usuario, llaves SSH, red) se hace con</w:t>
+        <w:t xml:space="preserve">.</w:t>
       </w:r>
       <w:r>
         <w:rPr>
@@ -2023,7 +1751,13 @@
         <w:rPr>
           <w:lang w:val="es-CO"/>
         </w:rPr>
-        <w:t xml:space="preserve">.</w:t>
+        <w:t xml:space="preserve"> </w:t>
+      </w:r>
+      <w:r>
+        <w:rPr>
+          <w:lang w:val="es-CO"/>
+        </w:rPr>
+        <w:t xml:space="preserve">configura usuario, llaves SSH y red.</w:t>
       </w:r>
     </w:p>
     <w:p>
@@ -2054,7 +1788,7 @@
         <w:pStyle w:val="FirstParagraph"/>
         <w:numPr>
           <w:ilvl w:val="0"/>
-          <w:numId w:val="1002"/>
+          <w:numId w:val="1001"/>
         </w:numPr>
       </w:pPr>
       <w:r>
@@ -2063,7 +1797,7 @@
           <w:bCs/>
           <w:lang w:val="es-CO"/>
         </w:rPr>
-        <w:t xml:space="preserve">Instalar Lima</w:t>
+        <w:t xml:space="preserve">Instalar Lima:</w:t>
       </w:r>
       <w:r>
         <w:rPr>
@@ -2075,7 +1809,7 @@
         <w:rPr>
           <w:lang w:val="es-CO"/>
         </w:rPr>
-        <w:t xml:space="preserve">(sin permisos de administrador): se descargó</w:t>
+        <w:t xml:space="preserve">descargar</w:t>
       </w:r>
       <w:r>
         <w:rPr>
@@ -2100,19 +1834,7 @@
         <w:rPr>
           <w:lang w:val="es-CO"/>
         </w:rPr>
-        <w:t xml:space="preserve">de la página</w:t>
-      </w:r>
-      <w:r>
-        <w:rPr>
-          <w:lang w:val="es-CO"/>
-        </w:rPr>
-        <w:t xml:space="preserve"> </w:t>
-      </w:r>
-      <w:r>
-        <w:rPr>
-          <w:lang w:val="es-CO"/>
-        </w:rPr>
-        <w:t xml:space="preserve">oficial de releases en GitHub y se descomprimió en</w:t>
+        <w:t xml:space="preserve">del GitHub oficial y descomprimir en</w:t>
       </w:r>
       <w:r>
         <w:rPr>
@@ -2139,7 +1861,7 @@
         <w:pStyle w:val="FirstParagraph"/>
         <w:numPr>
           <w:ilvl w:val="0"/>
-          <w:numId w:val="1002"/>
+          <w:numId w:val="1001"/>
         </w:numPr>
       </w:pPr>
       <w:r>
@@ -2213,22 +1935,7 @@
         <w:pStyle w:val="FirstParagraph"/>
         <w:numPr>
           <w:ilvl w:val="0"/>
-          <w:numId w:val="1000"/>
-        </w:numPr>
-      </w:pPr>
-      <w:r>
-        <w:rPr>
-          <w:lang w:val="es-CO"/>
-        </w:rPr>
-        <w:t xml:space="preserve">Lima descarga la imagen, la convierte a disco de arranque, crea la VM y espera a que el sistema esté listo.</w:t>
-      </w:r>
-    </w:p>
-    <w:p>
-      <w:pPr>
-        <w:pStyle w:val="FirstParagraph"/>
-        <w:numPr>
-          <w:ilvl w:val="0"/>
-          <w:numId w:val="1002"/>
+          <w:numId w:val="1001"/>
         </w:numPr>
       </w:pPr>
       <w:r>
@@ -2237,7 +1944,7 @@
           <w:bCs/>
           <w:lang w:val="es-CO"/>
         </w:rPr>
-        <w:t xml:space="preserve">Habilitar la carpeta compartida.</w:t>
+        <w:t xml:space="preserve">Habilitar la carpeta compartida:</w:t>
       </w:r>
       <w:r>
         <w:rPr>
@@ -2249,7 +1956,7 @@
         <w:rPr>
           <w:lang w:val="es-CO"/>
         </w:rPr>
-        <w:t xml:space="preserve">La plantilla KVM de Oracle no incluye el módulo</w:t>
+        <w:t xml:space="preserve">instalar</w:t>
       </w:r>
       <w:r>
         <w:rPr>
@@ -2274,7 +1981,7 @@
         <w:rPr>
           <w:lang w:val="es-CO"/>
         </w:rPr>
-        <w:t xml:space="preserve">en el kernel</w:t>
+        <w:t xml:space="preserve">y registrar el módulo y el montaje permanente.</w:t>
       </w:r>
       <w:r>
         <w:rPr>
@@ -2286,7 +1993,7 @@
         <w:rPr>
           <w:lang w:val="es-CO"/>
         </w:rPr>
-        <w:t xml:space="preserve">básico; se instaló el paquete</w:t>
+        <w:t xml:space="preserve">Sustituir</w:t>
       </w:r>
       <w:r>
         <w:rPr>
@@ -2299,7 +2006,7 @@
           <w:rStyle w:val="VerbatimChar"/>
           <w:lang w:val="es-CO"/>
         </w:rPr>
-        <w:t xml:space="preserve">kernel-uek-modules-extra</w:t>
+        <w:t xml:space="preserve">&lt;etiqueta&gt;</w:t>
       </w:r>
       <w:r>
         <w:rPr>
@@ -2311,63 +2018,7 @@
         <w:rPr>
           <w:lang w:val="es-CO"/>
         </w:rPr>
-        <w:t xml:space="preserve">correspondiente al kernel en ejecución, se cargó el módulo</w:t>
-      </w:r>
-      <w:r>
-        <w:rPr>
-          <w:lang w:val="es-CO"/>
-        </w:rPr>
-        <w:t xml:space="preserve"> </w:t>
-      </w:r>
-      <w:r>
-        <w:rPr>
-          <w:lang w:val="es-CO"/>
-        </w:rPr>
-        <w:t xml:space="preserve">y se montó la carpeta con la etiqueta que expone el hipervisor. Para que el montaje sea permanente se agregó a</w:t>
-      </w:r>
-      <w:r>
-        <w:rPr>
-          <w:lang w:val="es-CO"/>
-        </w:rPr>
-        <w:t xml:space="preserve"> </w:t>
-      </w:r>
-      <w:r>
-        <w:rPr>
-          <w:rStyle w:val="VerbatimChar"/>
-          <w:lang w:val="es-CO"/>
-        </w:rPr>
-        <w:t xml:space="preserve">/etc/fstab</w:t>
-      </w:r>
-      <w:r>
-        <w:rPr>
-          <w:lang w:val="es-CO"/>
-        </w:rPr>
-        <w:t xml:space="preserve"> </w:t>
-      </w:r>
-      <w:r>
-        <w:rPr>
-          <w:lang w:val="es-CO"/>
-        </w:rPr>
-        <w:t xml:space="preserve">y a</w:t>
-      </w:r>
-      <w:r>
-        <w:rPr>
-          <w:lang w:val="es-CO"/>
-        </w:rPr>
-        <w:t xml:space="preserve"> </w:t>
-      </w:r>
-      <w:r>
-        <w:rPr>
-          <w:rStyle w:val="VerbatimChar"/>
-          <w:lang w:val="es-CO"/>
-        </w:rPr>
-        <w:t xml:space="preserve">/etc/modules-load.d</w:t>
-      </w:r>
-      <w:r>
-        <w:rPr>
-          <w:lang w:val="es-CO"/>
-        </w:rPr>
-        <w:t xml:space="preserve">:</w:t>
+        <w:t xml:space="preserve">por la etiqueta del hipervisor:</w:t>
       </w:r>
     </w:p>
     <w:p>
@@ -2570,7 +2221,7 @@
         <w:pStyle w:val="FirstParagraph"/>
         <w:numPr>
           <w:ilvl w:val="0"/>
-          <w:numId w:val="1002"/>
+          <w:numId w:val="1001"/>
         </w:numPr>
       </w:pPr>
       <w:r>
@@ -2579,7 +2230,7 @@
           <w:bCs/>
           <w:lang w:val="es-CO"/>
         </w:rPr>
-        <w:t xml:space="preserve">Entrar a la VM:</w:t>
+        <w:t xml:space="preserve">Entrar:</w:t>
       </w:r>
       <w:r>
         <w:rPr>
@@ -2598,13 +2249,7 @@
         <w:rPr>
           <w:lang w:val="es-CO"/>
         </w:rPr>
-        <w:t xml:space="preserve"> </w:t>
-      </w:r>
-      <w:r>
-        <w:rPr>
-          <w:lang w:val="es-CO"/>
-        </w:rPr>
-        <w:t xml:space="preserve">abre una sesión SSH con el usuario del anfitrión.</w:t>
+        <w:t xml:space="preserve">.</w:t>
       </w:r>
     </w:p>
     <w:p>
@@ -2612,7 +2257,7 @@
         <w:pStyle w:val="FirstParagraph"/>
         <w:numPr>
           <w:ilvl w:val="0"/>
-          <w:numId w:val="1002"/>
+          <w:numId w:val="1001"/>
         </w:numPr>
       </w:pPr>
       <w:r>
@@ -2621,7 +2266,7 @@
           <w:bCs/>
           <w:lang w:val="es-CO"/>
         </w:rPr>
-        <w:t xml:space="preserve">Operación diaria:</w:t>
+        <w:t xml:space="preserve">Apagar y encender:</w:t>
       </w:r>
       <w:r>
         <w:rPr>
@@ -2646,7 +2291,7 @@
         <w:rPr>
           <w:lang w:val="es-CO"/>
         </w:rPr>
-        <w:t xml:space="preserve">apaga la VM y</w:t>
+        <w:t xml:space="preserve">y</w:t>
       </w:r>
       <w:r>
         <w:rPr>
@@ -2665,25 +2310,7 @@
         <w:rPr>
           <w:lang w:val="es-CO"/>
         </w:rPr>
-        <w:t xml:space="preserve"> </w:t>
-      </w:r>
-      <w:r>
-        <w:rPr>
-          <w:lang w:val="es-CO"/>
-        </w:rPr>
-        <w:t xml:space="preserve">la vuelve a encender. La base de</w:t>
-      </w:r>
-      <w:r>
-        <w:rPr>
-          <w:lang w:val="es-CO"/>
-        </w:rPr>
-        <w:t xml:space="preserve"> </w:t>
-      </w:r>
-      <w:r>
-        <w:rPr>
-          <w:lang w:val="es-CO"/>
-        </w:rPr>
-        <w:t xml:space="preserve">datos y la aplicación web arrancan solas porque quedan como servicios del sistema.</w:t>
+        <w:t xml:space="preserve">. MySQL y la app arrancan como servicios.</w:t>
       </w:r>
     </w:p>
     <w:p>
@@ -3188,7 +2815,7 @@
                 <w:sz w:val="19"/>
                 <w:lang w:val="es-CO"/>
               </w:rPr>
-              <w:t xml:space="preserve">Homebrew intentaba compilar QEMU y sus dependencias desde el código fuente (horas)</w:t>
+              <w:t xml:space="preserve">Compilar QEMU y dependencias con Homebrew tomaba horas</w:t>
             </w:r>
           </w:p>
         </w:tc>
@@ -3203,7 +2830,7 @@
                 <w:sz w:val="19"/>
                 <w:lang w:val="es-CO"/>
               </w:rPr>
-              <w:t xml:space="preserve">Homebrew ya no publica binarios para macOS Intel</w:t>
+              <w:t xml:space="preserve">Sin binarios para macOS Intel</w:t>
             </w:r>
           </w:p>
         </w:tc>
@@ -3218,7 +2845,7 @@
                 <w:sz w:val="19"/>
                 <w:lang w:val="es-CO"/>
               </w:rPr>
-              <w:t xml:space="preserve">Se usó Lima con el hipervisor nativo</w:t>
+              <w:t xml:space="preserve">Lima con hipervisor nativo</w:t>
             </w:r>
             <w:r>
               <w:rPr>
@@ -3240,7 +2867,7 @@
                 <w:sz w:val="19"/>
                 <w:lang w:val="es-CO"/>
               </w:rPr>
-              <w:t xml:space="preserve">, que no necesita QEMU</w:t>
+              <w:t xml:space="preserve">, sin QEMU</w:t>
             </w:r>
           </w:p>
         </w:tc>
@@ -3257,7 +2884,7 @@
                 <w:sz w:val="19"/>
                 <w:lang w:val="es-CO"/>
               </w:rPr>
-              <w:t xml:space="preserve">El primer arranque quedó esperando la instalación de</w:t>
+              <w:t xml:space="preserve">Arranque detenido instalando</w:t>
             </w:r>
             <w:r>
               <w:rPr>
@@ -3287,7 +2914,7 @@
                 <w:sz w:val="19"/>
                 <w:lang w:val="es-CO"/>
               </w:rPr>
-              <w:t xml:space="preserve">La plantilla instala contenedores por defecto</w:t>
+              <w:t xml:space="preserve">Contenedores activados por defecto</w:t>
             </w:r>
           </w:p>
         </w:tc>
@@ -3302,7 +2929,7 @@
                 <w:sz w:val="19"/>
                 <w:lang w:val="es-CO"/>
               </w:rPr>
-              <w:t xml:space="preserve">Se desactivó</w:t>
+              <w:t xml:space="preserve">Desactivar</w:t>
             </w:r>
             <w:r>
               <w:rPr>
@@ -3318,20 +2945,6 @@
                 <w:lang w:val="es-CO"/>
               </w:rPr>
               <w:t xml:space="preserve">containerd</w:t>
-            </w:r>
-            <w:r>
-              <w:rPr>
-                <w:sz w:val="19"/>
-                <w:lang w:val="es-CO"/>
-              </w:rPr>
-              <w:t xml:space="preserve"> </w:t>
-            </w:r>
-            <w:r>
-              <w:rPr>
-                <w:sz w:val="19"/>
-                <w:lang w:val="es-CO"/>
-              </w:rPr>
-              <w:t xml:space="preserve">en la definición de la VM</w:t>
             </w:r>
           </w:p>
         </w:tc>
@@ -3345,10 +2958,11 @@
             </w:pPr>
             <w:r>
               <w:rPr>
-                <w:sz w:val="19"/>
-                <w:lang w:val="es-CO"/>
-              </w:rPr>
-              <w:t xml:space="preserve">La carpeta del proyecto no aparecía en</w:t>
+                <w:rStyle w:val="VerbatimChar"/>
+                <w:sz w:val="19"/>
+                <w:lang w:val="es-CO"/>
+              </w:rPr>
+              <w:t xml:space="preserve">/proyecto</w:t>
             </w:r>
             <w:r>
               <w:rPr>
@@ -3359,11 +2973,40 @@
             </w:r>
             <w:r>
               <w:rPr>
+                <w:sz w:val="19"/>
+                <w:lang w:val="es-CO"/>
+              </w:rPr>
+              <w:t xml:space="preserve">no aparecía</w:t>
+            </w:r>
+          </w:p>
+        </w:tc>
+        <w:tc>
+          <w:tcPr/>
+          <w:p>
+            <w:pPr>
+              <w:pStyle w:val="Compact"/>
+            </w:pPr>
+            <w:r>
+              <w:rPr>
+                <w:sz w:val="19"/>
+                <w:lang w:val="es-CO"/>
+              </w:rPr>
+              <w:t xml:space="preserve">Kernel sin módulo</w:t>
+            </w:r>
+            <w:r>
+              <w:rPr>
+                <w:sz w:val="19"/>
+                <w:lang w:val="es-CO"/>
+              </w:rPr>
+              <w:t xml:space="preserve"> </w:t>
+            </w:r>
+            <w:r>
+              <w:rPr>
                 <w:rStyle w:val="VerbatimChar"/>
                 <w:sz w:val="19"/>
                 <w:lang w:val="es-CO"/>
               </w:rPr>
-              <w:t xml:space="preserve">/proyecto</w:t>
+              <w:t xml:space="preserve">virtiofs</w:t>
             </w:r>
           </w:p>
         </w:tc>
@@ -3378,7 +3021,7 @@
                 <w:sz w:val="19"/>
                 <w:lang w:val="es-CO"/>
               </w:rPr>
-              <w:t xml:space="preserve">El kernel de la plantilla no trae el módulo</w:t>
+              <w:t xml:space="preserve">Instalar</w:t>
             </w:r>
             <w:r>
               <w:rPr>
@@ -3393,22 +3036,7 @@
                 <w:sz w:val="19"/>
                 <w:lang w:val="es-CO"/>
               </w:rPr>
-              <w:t xml:space="preserve">virtiofs</w:t>
-            </w:r>
-          </w:p>
-        </w:tc>
-        <w:tc>
-          <w:tcPr/>
-          <w:p>
-            <w:pPr>
-              <w:pStyle w:val="Compact"/>
-            </w:pPr>
-            <w:r>
-              <w:rPr>
-                <w:sz w:val="19"/>
-                <w:lang w:val="es-CO"/>
-              </w:rPr>
-              <w:t xml:space="preserve">Se instaló</w:t>
+              <w:t xml:space="preserve">kernel-uek-modules-extra</w:t>
             </w:r>
             <w:r>
               <w:rPr>
@@ -3419,25 +3047,10 @@
             </w:r>
             <w:r>
               <w:rPr>
-                <w:rStyle w:val="VerbatimChar"/>
-                <w:sz w:val="19"/>
-                <w:lang w:val="es-CO"/>
-              </w:rPr>
-              <w:t xml:space="preserve">kernel-uek-modules-extra</w:t>
-            </w:r>
-            <w:r>
-              <w:rPr>
-                <w:sz w:val="19"/>
-                <w:lang w:val="es-CO"/>
-              </w:rPr>
-              <w:t xml:space="preserve"> </w:t>
-            </w:r>
-            <w:r>
-              <w:rPr>
-                <w:sz w:val="19"/>
-                <w:lang w:val="es-CO"/>
-              </w:rPr>
-              <w:t xml:space="preserve">y se montó con la etiqueta real del dispositivo</w:t>
+                <w:sz w:val="19"/>
+                <w:lang w:val="es-CO"/>
+              </w:rPr>
+              <w:t xml:space="preserve">y montar con la etiqueta real</w:t>
             </w:r>
           </w:p>
         </w:tc>
@@ -3474,62 +3087,7 @@
         <w:rPr>
           <w:lang w:val="es-CO"/>
         </w:rPr>
-        <w:t xml:space="preserve">En el servidor no se copia el disco de la VM del MacBook: ese disco usa el hipervisor de Apple y además pesaba 13 GB</w:t>
-      </w:r>
-      <w:r>
-        <w:rPr>
-          <w:lang w:val="es-CO"/>
-        </w:rPr>
-        <w:t xml:space="preserve"> </w:t>
-      </w:r>
-      <w:r>
-        <w:rPr>
-          <w:lang w:val="es-CO"/>
-        </w:rPr>
-        <w:t xml:space="preserve">porque todavía tenía Oracle. Como toda la base se construye con scripts, la VM se crea de nuevo y queda idéntica. Todo</w:t>
-      </w:r>
-      <w:r>
-        <w:rPr>
-          <w:lang w:val="es-CO"/>
-        </w:rPr>
-        <w:t xml:space="preserve"> </w:t>
-      </w:r>
-      <w:r>
-        <w:rPr>
-          <w:lang w:val="es-CO"/>
-        </w:rPr>
-        <w:t xml:space="preserve">lo hace un solo script,</w:t>
-      </w:r>
-      <w:r>
-        <w:rPr>
-          <w:lang w:val="es-CO"/>
-        </w:rPr>
-        <w:t xml:space="preserve"> </w:t>
-      </w:r>
-      <w:r>
-        <w:rPr>
-          <w:rStyle w:val="VerbatimChar"/>
-          <w:lang w:val="es-CO"/>
-        </w:rPr>
-        <w:t xml:space="preserve">vm/migrar_linux.sh</w:t>
-      </w:r>
-      <w:r>
-        <w:rPr>
-          <w:lang w:val="es-CO"/>
-        </w:rPr>
-        <w:t xml:space="preserve">, que se ejecuta como usuario normal (con sudo) desde la carpeta del</w:t>
-      </w:r>
-      <w:r>
-        <w:rPr>
-          <w:lang w:val="es-CO"/>
-        </w:rPr>
-        <w:t xml:space="preserve"> </w:t>
-      </w:r>
-      <w:r>
-        <w:rPr>
-          <w:lang w:val="es-CO"/>
-        </w:rPr>
-        <w:t xml:space="preserve">proyecto:</w:t>
+        <w:t xml:space="preserve">En el Lenovo se crea una VM nueva. Desde la carpeta del proyecto, ejecutar como usuario normal con sudo disponible:</w:t>
       </w:r>
     </w:p>
     <w:p>
@@ -3648,7 +3206,7 @@
                 <w:sz w:val="19"/>
                 <w:lang w:val="es-CO"/>
               </w:rPr>
-              <w:t xml:space="preserve">Revisa el equipo: que exista</w:t>
+              <w:t xml:space="preserve">Comprueba</w:t>
             </w:r>
             <w:r>
               <w:rPr>
@@ -3677,7 +3235,7 @@
                 <w:sz w:val="19"/>
                 <w:lang w:val="es-CO"/>
               </w:rPr>
-              <w:t xml:space="preserve">(virtualización activada en la BIOS) y cuánta RAM y cuántos núcleos tiene</w:t>
+              <w:t xml:space="preserve">(virtualización en BIOS), RAM y núcleos</w:t>
             </w:r>
           </w:p>
         </w:tc>
@@ -3709,7 +3267,7 @@
                 <w:sz w:val="19"/>
                 <w:lang w:val="es-CO"/>
               </w:rPr>
-              <w:t xml:space="preserve">Instala QEMU y el firmware UEFI (OVMF) con el gestor de paquetes de la distribución (apt, dnf, pacman o zypper)</w:t>
+              <w:t xml:space="preserve">Instala QEMU y firmware UEFI (OVMF) con apt, dnf, pacman o zypper</w:t>
             </w:r>
           </w:p>
         </w:tc>
@@ -3741,7 +3299,7 @@
                 <w:sz w:val="19"/>
                 <w:lang w:val="es-CO"/>
               </w:rPr>
-              <w:t xml:space="preserve">Descarga Lima 2.2.1 de su página oficial y verifica la suma SHA-256</w:t>
+              <w:t xml:space="preserve">Descarga Lima 2.2.1 oficial y verifica SHA-256</w:t>
             </w:r>
           </w:p>
         </w:tc>
@@ -3802,7 +3360,7 @@
                 <w:sz w:val="19"/>
                 <w:lang w:val="es-CO"/>
               </w:rPr>
-              <w:t xml:space="preserve">con claves aleatorias si no existe</w:t>
+              <w:t xml:space="preserve">con claves aleatorias si falta</w:t>
             </w:r>
           </w:p>
         </w:tc>
@@ -3834,7 +3392,7 @@
                 <w:sz w:val="19"/>
                 <w:lang w:val="es-CO"/>
               </w:rPr>
-              <w:t xml:space="preserve">Crea la VM</w:t>
+              <w:t xml:space="preserve">Crea</w:t>
             </w:r>
             <w:r>
               <w:rPr>
@@ -3863,7 +3421,7 @@
                 <w:sz w:val="19"/>
                 <w:lang w:val="es-CO"/>
               </w:rPr>
-              <w:t xml:space="preserve">desde la misma definición</w:t>
+              <w:t xml:space="preserve">desde</w:t>
             </w:r>
             <w:r>
               <w:rPr>
@@ -3885,7 +3443,7 @@
                 <w:sz w:val="19"/>
                 <w:lang w:val="es-CO"/>
               </w:rPr>
-              <w:t xml:space="preserve">, con</w:t>
+              <w:t xml:space="preserve">:</w:t>
             </w:r>
             <w:r>
               <w:rPr>
@@ -3907,7 +3465,7 @@
                 <w:sz w:val="19"/>
                 <w:lang w:val="es-CO"/>
               </w:rPr>
-              <w:t xml:space="preserve">, los recursos según el equipo y los puertos 3306 y 5000 abiertos a la red local</w:t>
+              <w:t xml:space="preserve">, recursos según equipo, puertos 3306 y 5000 abiertos a la red local</w:t>
             </w:r>
           </w:p>
         </w:tc>
@@ -4037,7 +3595,7 @@
                 <w:sz w:val="19"/>
                 <w:lang w:val="es-CO"/>
               </w:rPr>
-              <w:t xml:space="preserve">Comprueba que la aplicación responda y muestra las direcciones para el navegador y para MySQL Workbench</w:t>
+              <w:t xml:space="preserve">Comprueba la app y muestra direcciones para navegador y MySQL Workbench</w:t>
             </w:r>
           </w:p>
         </w:tc>
@@ -4051,7 +3609,7 @@
         <w:rPr>
           <w:lang w:val="es-CO"/>
         </w:rPr>
-        <w:t xml:space="preserve">El script se probó completo creando una VM nueva desde cero en el MacBook (allí usa el hipervisor</w:t>
+        <w:t xml:space="preserve">El script se probó desde cero en el MacBook con</w:t>
       </w:r>
       <w:r>
         <w:rPr>
@@ -4070,13 +3628,19 @@
         <w:rPr>
           <w:lang w:val="es-CO"/>
         </w:rPr>
+        <w:t xml:space="preserve">: MySQL 8.4, base cargada, 10 pruebas de reglas en OK</w:t>
+      </w:r>
+      <w:r>
+        <w:rPr>
+          <w:lang w:val="es-CO"/>
+        </w:rPr>
         <w:t xml:space="preserve"> </w:t>
       </w:r>
       <w:r>
         <w:rPr>
           <w:lang w:val="es-CO"/>
         </w:rPr>
-        <w:t xml:space="preserve">en lugar de</w:t>
+        <w:t xml:space="preserve">y app accesible por</w:t>
       </w:r>
       <w:r>
         <w:rPr>
@@ -4086,9 +3650,10 @@
       </w:r>
       <w:r>
         <w:rPr>
-          <w:lang w:val="es-CO"/>
-        </w:rPr>
-        <w:t xml:space="preserve">QEMU). La VM nueva quedó con MySQL 8.4, la base cargada, las 10 pruebas de reglas en OK y la aplicación web</w:t>
+          <w:rStyle w:val="VerbatimChar"/>
+          <w:lang w:val="es-CO"/>
+        </w:rPr>
+        <w:t xml:space="preserve">127.0.0.1</w:t>
       </w:r>
       <w:r>
         <w:rPr>
@@ -4100,7 +3665,7 @@
         <w:rPr>
           <w:lang w:val="es-CO"/>
         </w:rPr>
-        <w:t xml:space="preserve">respondiendo, tanto en</w:t>
+        <w:t xml:space="preserve">y la IP local. Los datos del Lenovo siguen pendientes.</w:t>
       </w:r>
       <w:r>
         <w:rPr>
@@ -4110,64 +3675,28 @@
       </w:r>
       <w:r>
         <w:rPr>
+          <w:lang w:val="es-CO"/>
+        </w:rPr>
+        <w:t xml:space="preserve">Tras reiniciar el servidor, ejecutar</w:t>
+      </w:r>
+      <w:r>
+        <w:rPr>
+          <w:lang w:val="es-CO"/>
+        </w:rPr>
+        <w:t xml:space="preserve"> </w:t>
+      </w:r>
+      <w:r>
+        <w:rPr>
           <w:rStyle w:val="VerbatimChar"/>
           <w:lang w:val="es-CO"/>
         </w:rPr>
-        <w:t xml:space="preserve">127.0.0.1</w:t>
-      </w:r>
-      <w:r>
-        <w:rPr>
-          <w:lang w:val="es-CO"/>
-        </w:rPr>
-        <w:t xml:space="preserve"> </w:t>
-      </w:r>
-      <w:r>
-        <w:rPr>
-          <w:lang w:val="es-CO"/>
-        </w:rPr>
-        <w:t xml:space="preserve">como desde la dirección IP del equipo en la red local.</w:t>
-      </w:r>
-    </w:p>
-    <w:p>
-      <w:pPr>
-        <w:pStyle w:val="BodyText"/>
-      </w:pPr>
-      <w:r>
-        <w:rPr>
-          <w:lang w:val="es-CO"/>
-        </w:rPr>
-        <w:t xml:space="preserve">Después de reiniciar el Lenovo, la VM se enciende con</w:t>
-      </w:r>
-      <w:r>
-        <w:rPr>
-          <w:lang w:val="es-CO"/>
-        </w:rPr>
-        <w:t xml:space="preserve"> </w:t>
-      </w:r>
-      <w:r>
-        <w:rPr>
-          <w:rStyle w:val="VerbatimChar"/>
-          <w:lang w:val="es-CO"/>
-        </w:rPr>
         <w:t xml:space="preserve">limactl start sigevet</w:t>
       </w:r>
       <w:r>
         <w:rPr>
           <w:lang w:val="es-CO"/>
         </w:rPr>
-        <w:t xml:space="preserve">; MySQL y la aplicación arrancan solos</w:t>
-      </w:r>
-      <w:r>
-        <w:rPr>
-          <w:lang w:val="es-CO"/>
-        </w:rPr>
-        <w:t xml:space="preserve"> </w:t>
-      </w:r>
-      <w:r>
-        <w:rPr>
-          <w:lang w:val="es-CO"/>
-        </w:rPr>
-        <w:t xml:space="preserve">dentro de ella.</w:t>
+        <w:t xml:space="preserve">.</w:t>
       </w:r>
     </w:p>
     <w:p>
@@ -4201,7 +3730,32 @@
         <w:rPr>
           <w:lang w:val="es-CO"/>
         </w:rPr>
-        <w:t xml:space="preserve">En un anfitrión con Windows se puede usar VirtualBox 7: crear una VM</w:t>
+        <w:t xml:space="preserve">Para Windows,</w:t>
+      </w:r>
+      <w:r>
+        <w:rPr>
+          <w:lang w:val="es-CO"/>
+        </w:rPr>
+        <w:t xml:space="preserve"> </w:t>
+      </w:r>
+      <w:r>
+        <w:rPr>
+          <w:rStyle w:val="VerbatimChar"/>
+          <w:lang w:val="es-CO"/>
+        </w:rPr>
+        <w:t xml:space="preserve">vm/README.md</w:t>
+      </w:r>
+      <w:r>
+        <w:rPr>
+          <w:lang w:val="es-CO"/>
+        </w:rPr>
+        <w:t xml:space="preserve"> </w:t>
+      </w:r>
+      <w:r>
+        <w:rPr>
+          <w:lang w:val="es-CO"/>
+        </w:rPr>
+        <w:t xml:space="preserve">explica VirtualBox 7: VM</w:t>
       </w:r>
       <w:r>
         <w:rPr>
@@ -4221,25 +3775,19 @@
         <w:rPr>
           <w:lang w:val="es-CO"/>
         </w:rPr>
+        <w:t xml:space="preserve">, 4 GB de RAM,</w:t>
+      </w:r>
+      <w:r>
+        <w:rPr>
+          <w:lang w:val="es-CO"/>
+        </w:rPr>
         <w:t xml:space="preserve"> </w:t>
       </w:r>
       <w:r>
         <w:rPr>
           <w:lang w:val="es-CO"/>
         </w:rPr>
-        <w:t xml:space="preserve">con 4 GB de RAM y 40 GB</w:t>
-      </w:r>
-      <w:r>
-        <w:rPr>
-          <w:lang w:val="es-CO"/>
-        </w:rPr>
-        <w:t xml:space="preserve"> </w:t>
-      </w:r>
-      <w:r>
-        <w:rPr>
-          <w:lang w:val="es-CO"/>
-        </w:rPr>
-        <w:t xml:space="preserve">de disco, instalar Oracle Linux 9 desde la ISO oficial con la opción</w:t>
+        <w:t xml:space="preserve">40 GB de disco, Oracle Linux 9</w:t>
       </w:r>
       <w:r>
         <w:rPr>
@@ -4259,107 +3807,7 @@
         <w:rPr>
           <w:lang w:val="es-CO"/>
         </w:rPr>
-        <w:t xml:space="preserve">, reenviar los puertos 3306 y 5000, copiar</w:t>
-      </w:r>
-      <w:r>
-        <w:rPr>
-          <w:lang w:val="es-CO"/>
-        </w:rPr>
-        <w:t xml:space="preserve"> </w:t>
-      </w:r>
-      <w:r>
-        <w:rPr>
-          <w:lang w:val="es-CO"/>
-        </w:rPr>
-        <w:t xml:space="preserve">el proyecto a la VM y ejecutar los mismos tres scripts (</w:t>
-      </w:r>
-      <w:r>
-        <w:rPr>
-          <w:rStyle w:val="VerbatimChar"/>
-          <w:lang w:val="es-CO"/>
-        </w:rPr>
-        <w:t xml:space="preserve">instalar_mysql.sh</w:t>
-      </w:r>
-      <w:r>
-        <w:rPr>
-          <w:lang w:val="es-CO"/>
-        </w:rPr>
-        <w:t xml:space="preserve">,</w:t>
-      </w:r>
-      <w:r>
-        <w:rPr>
-          <w:lang w:val="es-CO"/>
-        </w:rPr>
-        <w:t xml:space="preserve"> </w:t>
-      </w:r>
-      <w:r>
-        <w:rPr>
-          <w:rStyle w:val="VerbatimChar"/>
-          <w:lang w:val="es-CO"/>
-        </w:rPr>
-        <w:t xml:space="preserve">cargar_bd.sh</w:t>
-      </w:r>
-      <w:r>
-        <w:rPr>
-          <w:lang w:val="es-CO"/>
-        </w:rPr>
-        <w:t xml:space="preserve"> </w:t>
-      </w:r>
-      <w:r>
-        <w:rPr>
-          <w:lang w:val="es-CO"/>
-        </w:rPr>
-        <w:t xml:space="preserve">e</w:t>
-      </w:r>
-      <w:r>
-        <w:rPr>
-          <w:lang w:val="es-CO"/>
-        </w:rPr>
-        <w:t xml:space="preserve"> </w:t>
-      </w:r>
-      <w:r>
-        <w:rPr>
-          <w:rStyle w:val="VerbatimChar"/>
-          <w:lang w:val="es-CO"/>
-        </w:rPr>
-        <w:t xml:space="preserve">instalar_app.sh</w:t>
-      </w:r>
-      <w:r>
-        <w:rPr>
-          <w:lang w:val="es-CO"/>
-        </w:rPr>
-        <w:t xml:space="preserve">). El</w:t>
-      </w:r>
-      <w:r>
-        <w:rPr>
-          <w:lang w:val="es-CO"/>
-        </w:rPr>
-        <w:t xml:space="preserve"> </w:t>
-      </w:r>
-      <w:r>
-        <w:rPr>
-          <w:lang w:val="es-CO"/>
-        </w:rPr>
-        <w:t xml:space="preserve">paso a paso está en</w:t>
-      </w:r>
-      <w:r>
-        <w:rPr>
-          <w:lang w:val="es-CO"/>
-        </w:rPr>
-        <w:t xml:space="preserve"> </w:t>
-      </w:r>
-      <w:r>
-        <w:rPr>
-          <w:rStyle w:val="VerbatimChar"/>
-          <w:lang w:val="es-CO"/>
-        </w:rPr>
-        <w:t xml:space="preserve">vm/README.md</w:t>
-      </w:r>
-      <w:r>
-        <w:rPr>
-          <w:lang w:val="es-CO"/>
-        </w:rPr>
-        <w:t xml:space="preserve">.</w:t>
+        <w:t xml:space="preserve">, puertos 3306 y 5000 y los mismos tres scripts.</w:t>
       </w:r>
     </w:p>
     <w:sectPr>
@@ -4520,109 +3968,6 @@
       </w:pPr>
     </w:lvl>
   </w:abstractNum>
-  <w:abstractNum w:abstractNumId="991">
-    <w:nsid w:val="0000A991"/>
-    <w:multiLevelType w:val="multilevel"/>
-    <w:lvl w:ilvl="0">
-      <w:numFmt w:val="bullet"/>
-      <w:lvlText w:val=""/>
-      <w:lvlJc w:val="left"/>
-      <w:pPr>
-        <w:ind w:left="720" w:hanging="360"/>
-      </w:pPr>
-      <w:rPr>
-        <w:rFonts w:ascii="Symbol" w:hAnsi="Symbol" w:cs="Symbol" w:hint="default"/>
-      </w:rPr>
-    </w:lvl>
-    <w:lvl w:ilvl="1">
-      <w:numFmt w:val="bullet"/>
-      <w:lvlText w:val="o"/>
-      <w:lvlJc w:val="left"/>
-      <w:pPr>
-        <w:ind w:left="1440" w:hanging="360"/>
-      </w:pPr>
-      <w:rPr>
-        <w:rFonts w:ascii="Courier New" w:hAnsi="Courier New" w:cs="Courier New" w:hint="default"/>
-      </w:rPr>
-    </w:lvl>
-    <w:lvl w:ilvl="2">
-      <w:numFmt w:val="bullet"/>
-      <w:lvlText w:val=""/>
-      <w:lvlJc w:val="left"/>
-      <w:pPr>
-        <w:ind w:left="2160" w:hanging="360"/>
-      </w:pPr>
-      <w:rPr>
-        <w:rFonts w:ascii="Wingdings" w:hAnsi="Wingdings" w:cs="Wingdings" w:hint="default"/>
-      </w:rPr>
-    </w:lvl>
-    <w:lvl w:ilvl="3">
-      <w:numFmt w:val="bullet"/>
-      <w:lvlText w:val=""/>
-      <w:lvlJc w:val="left"/>
-      <w:pPr>
-        <w:ind w:left="2880" w:hanging="360"/>
-      </w:pPr>
-      <w:rPr>
-        <w:rFonts w:ascii="Symbol" w:hAnsi="Symbol" w:cs="Symbol" w:hint="default"/>
-      </w:rPr>
-    </w:lvl>
-    <w:lvl w:ilvl="4">
-      <w:numFmt w:val="bullet"/>
-      <w:lvlText w:val="o"/>
-      <w:lvlJc w:val="left"/>
-      <w:pPr>
-        <w:ind w:left="3600" w:hanging="360"/>
-      </w:pPr>
-      <w:rPr>
-        <w:rFonts w:ascii="Courier New" w:hAnsi="Courier New" w:cs="Courier New" w:hint="default"/>
-      </w:rPr>
-    </w:lvl>
-    <w:lvl w:ilvl="5">
-      <w:numFmt w:val="bullet"/>
-      <w:lvlText w:val=""/>
-      <w:lvlJc w:val="left"/>
-      <w:pPr>
-        <w:ind w:left="4320" w:hanging="360"/>
-      </w:pPr>
-      <w:rPr>
-        <w:rFonts w:ascii="Wingdings" w:hAnsi="Wingdings" w:cs="Wingdings" w:hint="default"/>
-      </w:rPr>
-    </w:lvl>
-    <w:lvl w:ilvl="6">
-      <w:numFmt w:val="bullet"/>
-      <w:lvlText w:val=""/>
-      <w:lvlJc w:val="left"/>
-      <w:pPr>
-        <w:ind w:left="5040" w:hanging="360"/>
-      </w:pPr>
-      <w:rPr>
-        <w:rFonts w:ascii="Symbol" w:hAnsi="Symbol" w:cs="Symbol" w:hint="default"/>
-      </w:rPr>
-    </w:lvl>
-    <w:lvl w:ilvl="7">
-      <w:numFmt w:val="bullet"/>
-      <w:lvlText w:val="o"/>
-      <w:lvlJc w:val="left"/>
-      <w:pPr>
-        <w:ind w:left="5760" w:hanging="360"/>
-      </w:pPr>
-      <w:rPr>
-        <w:rFonts w:ascii="Courier New" w:hAnsi="Courier New" w:cs="Courier New" w:hint="default"/>
-      </w:rPr>
-    </w:lvl>
-    <w:lvl w:ilvl="8">
-      <w:numFmt w:val="bullet"/>
-      <w:lvlText w:val=""/>
-      <w:lvlJc w:val="left"/>
-      <w:pPr>
-        <w:ind w:left="6480" w:hanging="360"/>
-      </w:pPr>
-      <w:rPr>
-        <w:rFonts w:ascii="Wingdings" w:hAnsi="Wingdings" w:cs="Wingdings" w:hint="default"/>
-      </w:rPr>
-    </w:lvl>
-  </w:abstractNum>
   <w:abstractNum w:abstractNumId="99411">
     <w:nsid w:val="00A99411"/>
     <w:multiLevelType w:val="multilevel"/>
@@ -4712,9 +4057,6 @@
     <w:abstractNumId w:val="990"/>
   </w:num>
   <w:num w:numId="1001">
-    <w:abstractNumId w:val="991"/>
-  </w:num>
-  <w:num w:numId="1002">
     <w:abstractNumId w:val="99411"/>
     <w:lvlOverride w:ilvl="0">
       <w:startOverride w:val="1"/>

--- a/documentos/fase2/02_Implementacion_VM.docx
+++ b/documentos/fase2/02_Implementacion_VM.docx
@@ -3628,7 +3628,7 @@
         <w:rPr>
           <w:lang w:val="es-CO"/>
         </w:rPr>
-        <w:t xml:space="preserve">: MySQL 8.4, base cargada, 10 pruebas de reglas en OK</w:t>
+        <w:t xml:space="preserve">: quedó MySQL 8.4 con la base cargada, las 10 pruebas de reglas en OK</w:t>
       </w:r>
       <w:r>
         <w:rPr>
@@ -3640,7 +3640,7 @@
         <w:rPr>
           <w:lang w:val="es-CO"/>
         </w:rPr>
-        <w:t xml:space="preserve">y app accesible por</w:t>
+        <w:t xml:space="preserve">y la app accesible por</w:t>
       </w:r>
       <w:r>
         <w:rPr>
@@ -3665,7 +3665,7 @@
         <w:rPr>
           <w:lang w:val="es-CO"/>
         </w:rPr>
-        <w:t xml:space="preserve">y la IP local. Los datos del Lenovo siguen pendientes.</w:t>
+        <w:t xml:space="preserve">y por la IP local. Los datos del Lenovo siguen pendientes.</w:t>
       </w:r>
       <w:r>
         <w:rPr>
@@ -3677,7 +3677,7 @@
         <w:rPr>
           <w:lang w:val="es-CO"/>
         </w:rPr>
-        <w:t xml:space="preserve">Tras reiniciar el servidor, ejecutar</w:t>
+        <w:t xml:space="preserve">Después de reiniciar el servidor hay que ejecutar</w:t>
       </w:r>
       <w:r>
         <w:rPr>
